--- a/Bai1.docx
+++ b/Bai1.docx
@@ -9,13 +9,191 @@
           <w:bCs/>
         </w:rPr>
       </w:pPr>
+      <w:proofErr w:type="spellStart"/>
       <w:r>
         <w:rPr>
           <w:b/>
           <w:bCs/>
         </w:rPr>
-        <w:t>Bước 1: Xác định đúng vị trí IEEE 830 cho toàn bộ nội dung/sơ đồ</w:t>
+        <w:t>Bước</w:t>
       </w:r>
+      <w:proofErr w:type="spellEnd"/>
+      <w:r>
+        <w:rPr>
+          <w:b/>
+          <w:bCs/>
+        </w:rPr>
+        <w:t xml:space="preserve"> 1 — </w:t>
+      </w:r>
+      <w:proofErr w:type="spellStart"/>
+      <w:r>
+        <w:rPr>
+          <w:b/>
+          <w:bCs/>
+        </w:rPr>
+        <w:t>Xác</w:t>
+      </w:r>
+      <w:proofErr w:type="spellEnd"/>
+      <w:r>
+        <w:rPr>
+          <w:b/>
+          <w:bCs/>
+        </w:rPr>
+        <w:t xml:space="preserve"> </w:t>
+      </w:r>
+      <w:proofErr w:type="spellStart"/>
+      <w:r>
+        <w:rPr>
+          <w:b/>
+          <w:bCs/>
+        </w:rPr>
+        <w:t>định</w:t>
+      </w:r>
+      <w:proofErr w:type="spellEnd"/>
+      <w:r>
+        <w:rPr>
+          <w:b/>
+          <w:bCs/>
+        </w:rPr>
+        <w:t xml:space="preserve"> </w:t>
+      </w:r>
+      <w:proofErr w:type="spellStart"/>
+      <w:r>
+        <w:rPr>
+          <w:b/>
+          <w:bCs/>
+        </w:rPr>
+        <w:t>đúng</w:t>
+      </w:r>
+      <w:proofErr w:type="spellEnd"/>
+      <w:r>
+        <w:rPr>
+          <w:b/>
+          <w:bCs/>
+        </w:rPr>
+        <w:t xml:space="preserve"> </w:t>
+      </w:r>
+      <w:proofErr w:type="spellStart"/>
+      <w:r>
+        <w:rPr>
+          <w:b/>
+          <w:bCs/>
+        </w:rPr>
+        <w:t>vị</w:t>
+      </w:r>
+      <w:proofErr w:type="spellEnd"/>
+      <w:r>
+        <w:rPr>
+          <w:b/>
+          <w:bCs/>
+        </w:rPr>
+        <w:t xml:space="preserve"> </w:t>
+      </w:r>
+      <w:proofErr w:type="spellStart"/>
+      <w:r>
+        <w:rPr>
+          <w:b/>
+          <w:bCs/>
+        </w:rPr>
+        <w:t>trí</w:t>
+      </w:r>
+      <w:proofErr w:type="spellEnd"/>
+      <w:r>
+        <w:rPr>
+          <w:b/>
+          <w:bCs/>
+        </w:rPr>
+        <w:t xml:space="preserve"> IEEE 830 </w:t>
+      </w:r>
+      <w:proofErr w:type="spellStart"/>
+      <w:r>
+        <w:rPr>
+          <w:b/>
+          <w:bCs/>
+        </w:rPr>
+        <w:t>cho</w:t>
+      </w:r>
+      <w:proofErr w:type="spellEnd"/>
+      <w:r>
+        <w:rPr>
+          <w:b/>
+          <w:bCs/>
+        </w:rPr>
+        <w:t xml:space="preserve"> </w:t>
+      </w:r>
+      <w:proofErr w:type="spellStart"/>
+      <w:r>
+        <w:rPr>
+          <w:b/>
+          <w:bCs/>
+        </w:rPr>
+        <w:t>toàn</w:t>
+      </w:r>
+      <w:proofErr w:type="spellEnd"/>
+      <w:r>
+        <w:rPr>
+          <w:b/>
+          <w:bCs/>
+        </w:rPr>
+        <w:t xml:space="preserve"> </w:t>
+      </w:r>
+      <w:proofErr w:type="spellStart"/>
+      <w:r>
+        <w:rPr>
+          <w:b/>
+          <w:bCs/>
+        </w:rPr>
+        <w:t>bộ</w:t>
+      </w:r>
+      <w:proofErr w:type="spellEnd"/>
+      <w:r>
+        <w:rPr>
+          <w:b/>
+          <w:bCs/>
+        </w:rPr>
+        <w:t xml:space="preserve"> </w:t>
+      </w:r>
+      <w:proofErr w:type="spellStart"/>
+      <w:r>
+        <w:rPr>
+          <w:b/>
+          <w:bCs/>
+        </w:rPr>
+        <w:t>nội</w:t>
+      </w:r>
+      <w:proofErr w:type="spellEnd"/>
+      <w:r>
+        <w:rPr>
+          <w:b/>
+          <w:bCs/>
+        </w:rPr>
+        <w:t xml:space="preserve"> dung/</w:t>
+      </w:r>
+      <w:proofErr w:type="spellStart"/>
+      <w:r>
+        <w:rPr>
+          <w:b/>
+          <w:bCs/>
+        </w:rPr>
+        <w:t>sơ</w:t>
+      </w:r>
+      <w:proofErr w:type="spellEnd"/>
+      <w:r>
+        <w:rPr>
+          <w:b/>
+          <w:bCs/>
+        </w:rPr>
+        <w:t xml:space="preserve"> </w:t>
+      </w:r>
+      <w:proofErr w:type="spellStart"/>
+      <w:r>
+        <w:rPr>
+          <w:b/>
+          <w:bCs/>
+        </w:rPr>
+        <w:t>đồ</w:t>
+      </w:r>
+      <w:proofErr w:type="spellEnd"/>
     </w:p>
     <w:tbl>
       <w:tblPr>
@@ -30,9 +208,9 @@
         <w:tblLook w:val="04A0" w:firstRow="1" w:lastRow="0" w:firstColumn="1" w:lastColumn="0" w:noHBand="0" w:noVBand="1"/>
       </w:tblPr>
       <w:tblGrid>
-        <w:gridCol w:w="2662"/>
-        <w:gridCol w:w="2276"/>
-        <w:gridCol w:w="4406"/>
+        <w:gridCol w:w="2391"/>
+        <w:gridCol w:w="2995"/>
+        <w:gridCol w:w="3958"/>
       </w:tblGrid>
       <w:tr>
         <w:trPr>
@@ -58,12 +236,27 @@
             <w:hideMark/>
           </w:tcPr>
           <w:p>
-            <w:r>
-              <w:rPr>
-                <w:b/>
-                <w:bCs/>
-              </w:rPr>
-              <w:t>Nội dung</w:t>
+            <w:pPr>
+              <w:rPr>
+                <w:b/>
+                <w:bCs/>
+              </w:rPr>
+            </w:pPr>
+            <w:proofErr w:type="spellStart"/>
+            <w:r>
+              <w:rPr>
+                <w:b/>
+                <w:bCs/>
+              </w:rPr>
+              <w:t>Nội</w:t>
+            </w:r>
+            <w:proofErr w:type="spellEnd"/>
+            <w:r>
+              <w:rPr>
+                <w:b/>
+                <w:bCs/>
+              </w:rPr>
+              <w:t xml:space="preserve"> dung</w:t>
             </w:r>
           </w:p>
         </w:tc>
@@ -86,13 +279,69 @@
             <w:hideMark/>
           </w:tcPr>
           <w:p>
-            <w:r>
-              <w:rPr>
-                <w:b/>
-                <w:bCs/>
-              </w:rPr>
-              <w:t>Vị trí đề xuất</w:t>
-            </w:r>
+            <w:pPr>
+              <w:rPr>
+                <w:b/>
+                <w:bCs/>
+              </w:rPr>
+            </w:pPr>
+            <w:proofErr w:type="spellStart"/>
+            <w:r>
+              <w:rPr>
+                <w:b/>
+                <w:bCs/>
+              </w:rPr>
+              <w:t>Vị</w:t>
+            </w:r>
+            <w:proofErr w:type="spellEnd"/>
+            <w:r>
+              <w:rPr>
+                <w:b/>
+                <w:bCs/>
+              </w:rPr>
+              <w:t xml:space="preserve"> </w:t>
+            </w:r>
+            <w:proofErr w:type="spellStart"/>
+            <w:r>
+              <w:rPr>
+                <w:b/>
+                <w:bCs/>
+              </w:rPr>
+              <w:t>trí</w:t>
+            </w:r>
+            <w:proofErr w:type="spellEnd"/>
+            <w:r>
+              <w:rPr>
+                <w:b/>
+                <w:bCs/>
+              </w:rPr>
+              <w:t xml:space="preserve"> </w:t>
+            </w:r>
+            <w:proofErr w:type="spellStart"/>
+            <w:r>
+              <w:rPr>
+                <w:b/>
+                <w:bCs/>
+              </w:rPr>
+              <w:t>đề</w:t>
+            </w:r>
+            <w:proofErr w:type="spellEnd"/>
+            <w:r>
+              <w:rPr>
+                <w:b/>
+                <w:bCs/>
+              </w:rPr>
+              <w:t xml:space="preserve"> </w:t>
+            </w:r>
+            <w:proofErr w:type="spellStart"/>
+            <w:r>
+              <w:rPr>
+                <w:b/>
+                <w:bCs/>
+              </w:rPr>
+              <w:t>xuất</w:t>
+            </w:r>
+            <w:proofErr w:type="spellEnd"/>
           </w:p>
         </w:tc>
         <w:tc>
@@ -114,13 +363,101 @@
             <w:hideMark/>
           </w:tcPr>
           <w:p>
-            <w:r>
-              <w:rPr>
-                <w:b/>
-                <w:bCs/>
-              </w:rPr>
-              <w:t>Đúng/Sai — Vị trí đúng nếu sai</w:t>
-            </w:r>
+            <w:pPr>
+              <w:rPr>
+                <w:b/>
+                <w:bCs/>
+              </w:rPr>
+            </w:pPr>
+            <w:proofErr w:type="spellStart"/>
+            <w:r>
+              <w:rPr>
+                <w:b/>
+                <w:bCs/>
+              </w:rPr>
+              <w:t>Đúng</w:t>
+            </w:r>
+            <w:proofErr w:type="spellEnd"/>
+            <w:r>
+              <w:rPr>
+                <w:b/>
+                <w:bCs/>
+              </w:rPr>
+              <w:t xml:space="preserve">/Sai — </w:t>
+            </w:r>
+            <w:proofErr w:type="spellStart"/>
+            <w:r>
+              <w:rPr>
+                <w:b/>
+                <w:bCs/>
+              </w:rPr>
+              <w:t>vị</w:t>
+            </w:r>
+            <w:proofErr w:type="spellEnd"/>
+            <w:r>
+              <w:rPr>
+                <w:b/>
+                <w:bCs/>
+              </w:rPr>
+              <w:t xml:space="preserve"> </w:t>
+            </w:r>
+            <w:proofErr w:type="spellStart"/>
+            <w:r>
+              <w:rPr>
+                <w:b/>
+                <w:bCs/>
+              </w:rPr>
+              <w:t>trí</w:t>
+            </w:r>
+            <w:proofErr w:type="spellEnd"/>
+            <w:r>
+              <w:rPr>
+                <w:b/>
+                <w:bCs/>
+              </w:rPr>
+              <w:t xml:space="preserve"> </w:t>
+            </w:r>
+            <w:proofErr w:type="spellStart"/>
+            <w:r>
+              <w:rPr>
+                <w:b/>
+                <w:bCs/>
+              </w:rPr>
+              <w:t>đúng</w:t>
+            </w:r>
+            <w:proofErr w:type="spellEnd"/>
+            <w:r>
+              <w:rPr>
+                <w:b/>
+                <w:bCs/>
+              </w:rPr>
+              <w:t xml:space="preserve"> </w:t>
+            </w:r>
+            <w:proofErr w:type="spellStart"/>
+            <w:r>
+              <w:rPr>
+                <w:b/>
+                <w:bCs/>
+              </w:rPr>
+              <w:t>nếu</w:t>
+            </w:r>
+            <w:proofErr w:type="spellEnd"/>
+            <w:r>
+              <w:rPr>
+                <w:b/>
+                <w:bCs/>
+              </w:rPr>
+              <w:t xml:space="preserve"> </w:t>
+            </w:r>
+            <w:proofErr w:type="spellStart"/>
+            <w:r>
+              <w:rPr>
+                <w:b/>
+                <w:bCs/>
+              </w:rPr>
+              <w:t>sai</w:t>
+            </w:r>
+            <w:proofErr w:type="spellEnd"/>
           </w:p>
         </w:tc>
       </w:tr>
@@ -147,15 +484,91 @@
             <w:hideMark/>
           </w:tcPr>
           <w:p>
-            <w:r>
-              <w:rPr>
-                <w:b/>
-                <w:bCs/>
-              </w:rPr>
-              <w:t>Mục A</w:t>
-            </w:r>
-            <w:r>
-              <w:t xml:space="preserve"> (Định nghĩa "Giỏ hàng")</w:t>
+            <w:pPr>
+              <w:rPr>
+                <w:b/>
+                <w:bCs/>
+              </w:rPr>
+            </w:pPr>
+            <w:proofErr w:type="spellStart"/>
+            <w:r>
+              <w:rPr>
+                <w:b/>
+                <w:bCs/>
+              </w:rPr>
+              <w:t>Mục</w:t>
+            </w:r>
+            <w:proofErr w:type="spellEnd"/>
+            <w:r>
+              <w:rPr>
+                <w:b/>
+                <w:bCs/>
+              </w:rPr>
+              <w:t xml:space="preserve"> A (</w:t>
+            </w:r>
+            <w:proofErr w:type="spellStart"/>
+            <w:r>
+              <w:rPr>
+                <w:b/>
+                <w:bCs/>
+              </w:rPr>
+              <w:t>định</w:t>
+            </w:r>
+            <w:proofErr w:type="spellEnd"/>
+            <w:r>
+              <w:rPr>
+                <w:b/>
+                <w:bCs/>
+              </w:rPr>
+              <w:t xml:space="preserve"> </w:t>
+            </w:r>
+            <w:proofErr w:type="spellStart"/>
+            <w:r>
+              <w:rPr>
+                <w:b/>
+                <w:bCs/>
+              </w:rPr>
+              <w:t>nghĩa</w:t>
+            </w:r>
+            <w:proofErr w:type="spellEnd"/>
+            <w:r>
+              <w:rPr>
+                <w:b/>
+                <w:bCs/>
+              </w:rPr>
+              <w:t xml:space="preserve"> "</w:t>
+            </w:r>
+            <w:proofErr w:type="spellStart"/>
+            <w:r>
+              <w:rPr>
+                <w:b/>
+                <w:bCs/>
+              </w:rPr>
+              <w:t>Giỏ</w:t>
+            </w:r>
+            <w:proofErr w:type="spellEnd"/>
+            <w:r>
+              <w:rPr>
+                <w:b/>
+                <w:bCs/>
+              </w:rPr>
+              <w:t xml:space="preserve"> </w:t>
+            </w:r>
+            <w:proofErr w:type="spellStart"/>
+            <w:r>
+              <w:rPr>
+                <w:b/>
+                <w:bCs/>
+              </w:rPr>
+              <w:t>hàng</w:t>
+            </w:r>
+            <w:proofErr w:type="spellEnd"/>
+            <w:r>
+              <w:rPr>
+                <w:b/>
+                <w:bCs/>
+              </w:rPr>
+              <w:t>")</w:t>
             </w:r>
           </w:p>
         </w:tc>
@@ -178,7 +591,17 @@
             <w:hideMark/>
           </w:tcPr>
           <w:p>
-            <w:r>
+            <w:pPr>
+              <w:rPr>
+                <w:b/>
+                <w:bCs/>
+              </w:rPr>
+            </w:pPr>
+            <w:r>
+              <w:rPr>
+                <w:b/>
+                <w:bCs/>
+              </w:rPr>
               <w:t>3.2 Functional Requirements</w:t>
             </w:r>
           </w:p>
@@ -202,25 +625,139 @@
             <w:hideMark/>
           </w:tcPr>
           <w:p>
-            <w:r>
-              <w:rPr>
-                <w:b/>
-                <w:bCs/>
-              </w:rPr>
-              <w:t>Sai</w:t>
-            </w:r>
-            <w:r>
-              <w:t xml:space="preserve"> — Đúng là </w:t>
-            </w:r>
-            <w:r>
-              <w:rPr>
-                <w:b/>
-                <w:bCs/>
-              </w:rPr>
-              <w:t>1.3 Definitions, Acronyms, and Abbreviations</w:t>
-            </w:r>
-            <w:r>
-              <w:t xml:space="preserve"> (Chương 1: Thuật ngữ/Định nghĩa)</w:t>
+            <w:pPr>
+              <w:rPr>
+                <w:b/>
+                <w:bCs/>
+              </w:rPr>
+            </w:pPr>
+            <w:r>
+              <w:rPr>
+                <w:b/>
+                <w:bCs/>
+              </w:rPr>
+              <w:t xml:space="preserve">Sai — </w:t>
+            </w:r>
+            <w:proofErr w:type="spellStart"/>
+            <w:r>
+              <w:rPr>
+                <w:b/>
+                <w:bCs/>
+              </w:rPr>
+              <w:t>đúng</w:t>
+            </w:r>
+            <w:proofErr w:type="spellEnd"/>
+            <w:r>
+              <w:rPr>
+                <w:b/>
+                <w:bCs/>
+              </w:rPr>
+              <w:t xml:space="preserve"> </w:t>
+            </w:r>
+            <w:proofErr w:type="spellStart"/>
+            <w:r>
+              <w:rPr>
+                <w:b/>
+                <w:bCs/>
+              </w:rPr>
+              <w:t>là</w:t>
+            </w:r>
+            <w:proofErr w:type="spellEnd"/>
+            <w:r>
+              <w:rPr>
+                <w:b/>
+                <w:bCs/>
+              </w:rPr>
+              <w:t xml:space="preserve"> 1.3 Definitions, Acronyms, and Abbreviations </w:t>
+            </w:r>
+            <w:r>
+              <w:rPr>
+                <w:b/>
+                <w:bCs/>
+                <w:i/>
+                <w:iCs/>
+              </w:rPr>
+              <w:t>(</w:t>
+            </w:r>
+            <w:proofErr w:type="spellStart"/>
+            <w:r>
+              <w:rPr>
+                <w:b/>
+                <w:bCs/>
+                <w:i/>
+                <w:iCs/>
+              </w:rPr>
+              <w:t>Chương</w:t>
+            </w:r>
+            <w:proofErr w:type="spellEnd"/>
+            <w:r>
+              <w:rPr>
+                <w:b/>
+                <w:bCs/>
+                <w:i/>
+                <w:iCs/>
+              </w:rPr>
+              <w:t xml:space="preserve"> 1: </w:t>
+            </w:r>
+            <w:proofErr w:type="spellStart"/>
+            <w:r>
+              <w:rPr>
+                <w:b/>
+                <w:bCs/>
+                <w:i/>
+                <w:iCs/>
+              </w:rPr>
+              <w:t>Thuật</w:t>
+            </w:r>
+            <w:proofErr w:type="spellEnd"/>
+            <w:r>
+              <w:rPr>
+                <w:b/>
+                <w:bCs/>
+                <w:i/>
+                <w:iCs/>
+              </w:rPr>
+              <w:t xml:space="preserve"> </w:t>
+            </w:r>
+            <w:proofErr w:type="spellStart"/>
+            <w:r>
+              <w:rPr>
+                <w:b/>
+                <w:bCs/>
+                <w:i/>
+                <w:iCs/>
+              </w:rPr>
+              <w:t>ngữ</w:t>
+            </w:r>
+            <w:proofErr w:type="spellEnd"/>
+            <w:r>
+              <w:rPr>
+                <w:b/>
+                <w:bCs/>
+                <w:i/>
+                <w:iCs/>
+              </w:rPr>
+              <w:t xml:space="preserve">/Định </w:t>
+            </w:r>
+            <w:proofErr w:type="spellStart"/>
+            <w:r>
+              <w:rPr>
+                <w:b/>
+                <w:bCs/>
+                <w:i/>
+                <w:iCs/>
+              </w:rPr>
+              <w:t>nghĩa</w:t>
+            </w:r>
+            <w:proofErr w:type="spellEnd"/>
+            <w:r>
+              <w:rPr>
+                <w:b/>
+                <w:bCs/>
+                <w:i/>
+                <w:iCs/>
+              </w:rPr>
+              <w:t>)</w:t>
             </w:r>
           </w:p>
         </w:tc>
@@ -248,15 +785,91 @@
             <w:hideMark/>
           </w:tcPr>
           <w:p>
-            <w:r>
-              <w:rPr>
-                <w:b/>
-                <w:bCs/>
-              </w:rPr>
-              <w:t>Mục B</w:t>
-            </w:r>
-            <w:r>
-              <w:t xml:space="preserve"> (3 yêu cầu chức năng)</w:t>
+            <w:pPr>
+              <w:rPr>
+                <w:b/>
+                <w:bCs/>
+              </w:rPr>
+            </w:pPr>
+            <w:proofErr w:type="spellStart"/>
+            <w:r>
+              <w:rPr>
+                <w:b/>
+                <w:bCs/>
+              </w:rPr>
+              <w:t>Mục</w:t>
+            </w:r>
+            <w:proofErr w:type="spellEnd"/>
+            <w:r>
+              <w:rPr>
+                <w:b/>
+                <w:bCs/>
+              </w:rPr>
+              <w:t xml:space="preserve"> B (3 </w:t>
+            </w:r>
+            <w:proofErr w:type="spellStart"/>
+            <w:r>
+              <w:rPr>
+                <w:b/>
+                <w:bCs/>
+              </w:rPr>
+              <w:t>yêu</w:t>
+            </w:r>
+            <w:proofErr w:type="spellEnd"/>
+            <w:r>
+              <w:rPr>
+                <w:b/>
+                <w:bCs/>
+              </w:rPr>
+              <w:t xml:space="preserve"> </w:t>
+            </w:r>
+            <w:proofErr w:type="spellStart"/>
+            <w:r>
+              <w:rPr>
+                <w:b/>
+                <w:bCs/>
+              </w:rPr>
+              <w:t>cầu</w:t>
+            </w:r>
+            <w:proofErr w:type="spellEnd"/>
+            <w:r>
+              <w:rPr>
+                <w:b/>
+                <w:bCs/>
+              </w:rPr>
+              <w:t xml:space="preserve"> </w:t>
+            </w:r>
+            <w:proofErr w:type="spellStart"/>
+            <w:r>
+              <w:rPr>
+                <w:b/>
+                <w:bCs/>
+              </w:rPr>
+              <w:t>chức</w:t>
+            </w:r>
+            <w:proofErr w:type="spellEnd"/>
+            <w:r>
+              <w:rPr>
+                <w:b/>
+                <w:bCs/>
+              </w:rPr>
+              <w:t xml:space="preserve"> </w:t>
+            </w:r>
+            <w:proofErr w:type="spellStart"/>
+            <w:r>
+              <w:rPr>
+                <w:b/>
+                <w:bCs/>
+              </w:rPr>
+              <w:t>năng</w:t>
+            </w:r>
+            <w:proofErr w:type="spellEnd"/>
+            <w:r>
+              <w:rPr>
+                <w:b/>
+                <w:bCs/>
+              </w:rPr>
+              <w:t>)</w:t>
             </w:r>
           </w:p>
         </w:tc>
@@ -279,7 +892,17 @@
             <w:hideMark/>
           </w:tcPr>
           <w:p>
-            <w:r>
+            <w:pPr>
+              <w:rPr>
+                <w:b/>
+                <w:bCs/>
+              </w:rPr>
+            </w:pPr>
+            <w:r>
+              <w:rPr>
+                <w:b/>
+                <w:bCs/>
+              </w:rPr>
               <w:t>3.2 Functional Requirements</w:t>
             </w:r>
           </w:p>
@@ -303,6 +926,13 @@
             <w:hideMark/>
           </w:tcPr>
           <w:p>
+            <w:pPr>
+              <w:rPr>
+                <w:b/>
+                <w:bCs/>
+              </w:rPr>
+            </w:pPr>
+            <w:proofErr w:type="spellStart"/>
             <w:r>
               <w:rPr>
                 <w:b/>
@@ -310,6 +940,7 @@
               </w:rPr>
               <w:t>Đúng</w:t>
             </w:r>
+            <w:proofErr w:type="spellEnd"/>
           </w:p>
         </w:tc>
       </w:tr>
@@ -336,13 +967,60 @@
             <w:hideMark/>
           </w:tcPr>
           <w:p>
-            <w:r>
-              <w:rPr>
-                <w:b/>
-                <w:bCs/>
-              </w:rPr>
-              <w:t>Danh sách Actor/Use Case tổng thể</w:t>
-            </w:r>
+            <w:pPr>
+              <w:rPr>
+                <w:b/>
+                <w:bCs/>
+              </w:rPr>
+            </w:pPr>
+            <w:r>
+              <w:rPr>
+                <w:b/>
+                <w:bCs/>
+              </w:rPr>
+              <w:t xml:space="preserve">Danh </w:t>
+            </w:r>
+            <w:proofErr w:type="spellStart"/>
+            <w:r>
+              <w:rPr>
+                <w:b/>
+                <w:bCs/>
+              </w:rPr>
+              <w:t>sách</w:t>
+            </w:r>
+            <w:proofErr w:type="spellEnd"/>
+            <w:r>
+              <w:rPr>
+                <w:b/>
+                <w:bCs/>
+              </w:rPr>
+              <w:t xml:space="preserve"> Actor/Use Case </w:t>
+            </w:r>
+            <w:proofErr w:type="spellStart"/>
+            <w:r>
+              <w:rPr>
+                <w:b/>
+                <w:bCs/>
+              </w:rPr>
+              <w:t>tổng</w:t>
+            </w:r>
+            <w:proofErr w:type="spellEnd"/>
+            <w:r>
+              <w:rPr>
+                <w:b/>
+                <w:bCs/>
+              </w:rPr>
+              <w:t xml:space="preserve"> </w:t>
+            </w:r>
+            <w:proofErr w:type="spellStart"/>
+            <w:r>
+              <w:rPr>
+                <w:b/>
+                <w:bCs/>
+              </w:rPr>
+              <w:t>thể</w:t>
+            </w:r>
+            <w:proofErr w:type="spellEnd"/>
           </w:p>
         </w:tc>
         <w:tc>
@@ -364,12 +1042,47 @@
             <w:hideMark/>
           </w:tcPr>
           <w:p>
-            <w:r>
-              <w:rPr>
-                <w:i/>
-                <w:iCs/>
-              </w:rPr>
-              <w:t>(Chưa điền)</w:t>
+            <w:pPr>
+              <w:rPr>
+                <w:b/>
+                <w:bCs/>
+              </w:rPr>
+            </w:pPr>
+            <w:r>
+              <w:rPr>
+                <w:b/>
+                <w:bCs/>
+              </w:rPr>
+              <w:t xml:space="preserve">2.1 Product Perspective </w:t>
+            </w:r>
+            <w:r>
+              <w:rPr>
+                <w:b/>
+                <w:bCs/>
+                <w:i/>
+                <w:iCs/>
+              </w:rPr>
+              <w:t>(</w:t>
+            </w:r>
+            <w:proofErr w:type="spellStart"/>
+            <w:r>
+              <w:rPr>
+                <w:b/>
+                <w:bCs/>
+                <w:i/>
+                <w:iCs/>
+              </w:rPr>
+              <w:t>hoặc</w:t>
+            </w:r>
+            <w:proofErr w:type="spellEnd"/>
+            <w:r>
+              <w:rPr>
+                <w:b/>
+                <w:bCs/>
+                <w:i/>
+                <w:iCs/>
+              </w:rPr>
+              <w:t xml:space="preserve"> 2.3 User Characteristics)</w:t>
             </w:r>
           </w:p>
         </w:tc>
@@ -392,25 +1105,199 @@
             <w:hideMark/>
           </w:tcPr>
           <w:p>
-            <w:r>
-              <w:rPr>
-                <w:b/>
-                <w:bCs/>
-              </w:rPr>
-              <w:t>2.1 Product Perspective</w:t>
-            </w:r>
-            <w:r>
-              <w:t xml:space="preserve"> hoặc </w:t>
-            </w:r>
-            <w:r>
-              <w:rPr>
-                <w:b/>
-                <w:bCs/>
-              </w:rPr>
-              <w:t>2.3 User Characteristics</w:t>
-            </w:r>
-            <w:r>
-              <w:t xml:space="preserve"> (Chương 2: Bối cảnh &amp; Đối tượng người dùng)</w:t>
+            <w:pPr>
+              <w:rPr>
+                <w:b/>
+                <w:bCs/>
+              </w:rPr>
+            </w:pPr>
+            <w:r>
+              <w:rPr>
+                <w:b/>
+                <w:bCs/>
+              </w:rPr>
+              <w:t xml:space="preserve">Sai — </w:t>
+            </w:r>
+            <w:proofErr w:type="spellStart"/>
+            <w:r>
+              <w:rPr>
+                <w:b/>
+                <w:bCs/>
+              </w:rPr>
+              <w:t>đúng</w:t>
+            </w:r>
+            <w:proofErr w:type="spellEnd"/>
+            <w:r>
+              <w:rPr>
+                <w:b/>
+                <w:bCs/>
+              </w:rPr>
+              <w:t xml:space="preserve"> </w:t>
+            </w:r>
+            <w:proofErr w:type="spellStart"/>
+            <w:r>
+              <w:rPr>
+                <w:b/>
+                <w:bCs/>
+              </w:rPr>
+              <w:t>là</w:t>
+            </w:r>
+            <w:proofErr w:type="spellEnd"/>
+            <w:r>
+              <w:rPr>
+                <w:b/>
+                <w:bCs/>
+              </w:rPr>
+              <w:t xml:space="preserve"> 2.1 Product Perspective </w:t>
+            </w:r>
+            <w:r>
+              <w:rPr>
+                <w:b/>
+                <w:bCs/>
+                <w:i/>
+                <w:iCs/>
+              </w:rPr>
+              <w:t>(</w:t>
+            </w:r>
+            <w:proofErr w:type="spellStart"/>
+            <w:r>
+              <w:rPr>
+                <w:b/>
+                <w:bCs/>
+                <w:i/>
+                <w:iCs/>
+              </w:rPr>
+              <w:t>Chương</w:t>
+            </w:r>
+            <w:proofErr w:type="spellEnd"/>
+            <w:r>
+              <w:rPr>
+                <w:b/>
+                <w:bCs/>
+                <w:i/>
+                <w:iCs/>
+              </w:rPr>
+              <w:t xml:space="preserve"> 2: </w:t>
+            </w:r>
+            <w:proofErr w:type="spellStart"/>
+            <w:r>
+              <w:rPr>
+                <w:b/>
+                <w:bCs/>
+                <w:i/>
+                <w:iCs/>
+              </w:rPr>
+              <w:t>Bối</w:t>
+            </w:r>
+            <w:proofErr w:type="spellEnd"/>
+            <w:r>
+              <w:rPr>
+                <w:b/>
+                <w:bCs/>
+                <w:i/>
+                <w:iCs/>
+              </w:rPr>
+              <w:t xml:space="preserve"> </w:t>
+            </w:r>
+            <w:proofErr w:type="spellStart"/>
+            <w:r>
+              <w:rPr>
+                <w:b/>
+                <w:bCs/>
+                <w:i/>
+                <w:iCs/>
+              </w:rPr>
+              <w:t>cảnh</w:t>
+            </w:r>
+            <w:proofErr w:type="spellEnd"/>
+            <w:r>
+              <w:rPr>
+                <w:b/>
+                <w:bCs/>
+                <w:i/>
+                <w:iCs/>
+              </w:rPr>
+              <w:t xml:space="preserve"> &amp; </w:t>
+            </w:r>
+            <w:proofErr w:type="spellStart"/>
+            <w:r>
+              <w:rPr>
+                <w:b/>
+                <w:bCs/>
+                <w:i/>
+                <w:iCs/>
+              </w:rPr>
+              <w:t>Đối</w:t>
+            </w:r>
+            <w:proofErr w:type="spellEnd"/>
+            <w:r>
+              <w:rPr>
+                <w:b/>
+                <w:bCs/>
+                <w:i/>
+                <w:iCs/>
+              </w:rPr>
+              <w:t xml:space="preserve"> </w:t>
+            </w:r>
+            <w:proofErr w:type="spellStart"/>
+            <w:r>
+              <w:rPr>
+                <w:b/>
+                <w:bCs/>
+                <w:i/>
+                <w:iCs/>
+              </w:rPr>
+              <w:t>tượng</w:t>
+            </w:r>
+            <w:proofErr w:type="spellEnd"/>
+            <w:r>
+              <w:rPr>
+                <w:b/>
+                <w:bCs/>
+                <w:i/>
+                <w:iCs/>
+              </w:rPr>
+              <w:t xml:space="preserve"> </w:t>
+            </w:r>
+            <w:proofErr w:type="spellStart"/>
+            <w:r>
+              <w:rPr>
+                <w:b/>
+                <w:bCs/>
+                <w:i/>
+                <w:iCs/>
+              </w:rPr>
+              <w:t>người</w:t>
+            </w:r>
+            <w:proofErr w:type="spellEnd"/>
+            <w:r>
+              <w:rPr>
+                <w:b/>
+                <w:bCs/>
+                <w:i/>
+                <w:iCs/>
+              </w:rPr>
+              <w:t xml:space="preserve"> </w:t>
+            </w:r>
+            <w:proofErr w:type="spellStart"/>
+            <w:r>
+              <w:rPr>
+                <w:b/>
+                <w:bCs/>
+                <w:i/>
+                <w:iCs/>
+              </w:rPr>
+              <w:t>dùng</w:t>
+            </w:r>
+            <w:proofErr w:type="spellEnd"/>
+            <w:r>
+              <w:rPr>
+                <w:b/>
+                <w:bCs/>
+                <w:i/>
+                <w:iCs/>
+              </w:rPr>
+              <w:t>)</w:t>
             </w:r>
           </w:p>
         </w:tc>
@@ -438,15 +1325,139 @@
             <w:hideMark/>
           </w:tcPr>
           <w:p>
-            <w:r>
-              <w:rPr>
-                <w:b/>
-                <w:bCs/>
-              </w:rPr>
-              <w:t>Sơ đồ Sequence áp mã giảm giá</w:t>
-            </w:r>
-            <w:r>
-              <w:t xml:space="preserve"> (Minh họa REQ-02)</w:t>
+            <w:pPr>
+              <w:rPr>
+                <w:b/>
+                <w:bCs/>
+              </w:rPr>
+            </w:pPr>
+            <w:proofErr w:type="spellStart"/>
+            <w:r>
+              <w:rPr>
+                <w:b/>
+                <w:bCs/>
+              </w:rPr>
+              <w:t>Sơ</w:t>
+            </w:r>
+            <w:proofErr w:type="spellEnd"/>
+            <w:r>
+              <w:rPr>
+                <w:b/>
+                <w:bCs/>
+              </w:rPr>
+              <w:t xml:space="preserve"> </w:t>
+            </w:r>
+            <w:proofErr w:type="spellStart"/>
+            <w:r>
+              <w:rPr>
+                <w:b/>
+                <w:bCs/>
+              </w:rPr>
+              <w:t>đồ</w:t>
+            </w:r>
+            <w:proofErr w:type="spellEnd"/>
+            <w:r>
+              <w:rPr>
+                <w:b/>
+                <w:bCs/>
+              </w:rPr>
+              <w:t xml:space="preserve"> Sequence </w:t>
+            </w:r>
+            <w:proofErr w:type="spellStart"/>
+            <w:r>
+              <w:rPr>
+                <w:b/>
+                <w:bCs/>
+              </w:rPr>
+              <w:t>áp</w:t>
+            </w:r>
+            <w:proofErr w:type="spellEnd"/>
+            <w:r>
+              <w:rPr>
+                <w:b/>
+                <w:bCs/>
+              </w:rPr>
+              <w:t xml:space="preserve"> </w:t>
+            </w:r>
+            <w:proofErr w:type="spellStart"/>
+            <w:r>
+              <w:rPr>
+                <w:b/>
+                <w:bCs/>
+              </w:rPr>
+              <w:t>mã</w:t>
+            </w:r>
+            <w:proofErr w:type="spellEnd"/>
+            <w:r>
+              <w:rPr>
+                <w:b/>
+                <w:bCs/>
+              </w:rPr>
+              <w:t xml:space="preserve"> </w:t>
+            </w:r>
+            <w:proofErr w:type="spellStart"/>
+            <w:r>
+              <w:rPr>
+                <w:b/>
+                <w:bCs/>
+              </w:rPr>
+              <w:t>giảm</w:t>
+            </w:r>
+            <w:proofErr w:type="spellEnd"/>
+            <w:r>
+              <w:rPr>
+                <w:b/>
+                <w:bCs/>
+              </w:rPr>
+              <w:t xml:space="preserve"> </w:t>
+            </w:r>
+            <w:proofErr w:type="spellStart"/>
+            <w:r>
+              <w:rPr>
+                <w:b/>
+                <w:bCs/>
+              </w:rPr>
+              <w:t>giá</w:t>
+            </w:r>
+            <w:proofErr w:type="spellEnd"/>
+            <w:r>
+              <w:rPr>
+                <w:b/>
+                <w:bCs/>
+              </w:rPr>
+              <w:t xml:space="preserve"> (</w:t>
+            </w:r>
+            <w:proofErr w:type="spellStart"/>
+            <w:r>
+              <w:rPr>
+                <w:b/>
+                <w:bCs/>
+              </w:rPr>
+              <w:t>minh</w:t>
+            </w:r>
+            <w:proofErr w:type="spellEnd"/>
+            <w:r>
+              <w:rPr>
+                <w:b/>
+                <w:bCs/>
+              </w:rPr>
+              <w:t xml:space="preserve"> </w:t>
+            </w:r>
+            <w:proofErr w:type="spellStart"/>
+            <w:r>
+              <w:rPr>
+                <w:b/>
+                <w:bCs/>
+              </w:rPr>
+              <w:t>họa</w:t>
+            </w:r>
+            <w:proofErr w:type="spellEnd"/>
+            <w:r>
+              <w:rPr>
+                <w:b/>
+                <w:bCs/>
+              </w:rPr>
+              <w:t xml:space="preserve"> REQ-02)</w:t>
             </w:r>
           </w:p>
         </w:tc>
@@ -469,12 +1480,18 @@
             <w:hideMark/>
           </w:tcPr>
           <w:p>
-            <w:r>
-              <w:rPr>
-                <w:i/>
-                <w:iCs/>
-              </w:rPr>
-              <w:t>(Chưa điền)</w:t>
+            <w:pPr>
+              <w:rPr>
+                <w:b/>
+                <w:bCs/>
+              </w:rPr>
+            </w:pPr>
+            <w:r>
+              <w:rPr>
+                <w:b/>
+                <w:bCs/>
+              </w:rPr>
+              <w:t>3.2 Functional Requirements</w:t>
             </w:r>
           </w:p>
         </w:tc>
@@ -497,15 +1514,299 @@
             <w:hideMark/>
           </w:tcPr>
           <w:p>
-            <w:r>
-              <w:rPr>
-                <w:b/>
-                <w:bCs/>
-              </w:rPr>
-              <w:t>3.2 Functional Requirements</w:t>
-            </w:r>
-            <w:r>
-              <w:t xml:space="preserve"> (Đính kèm trực tiếp trong mục mô tả chi tiết của REQ-02)</w:t>
+            <w:pPr>
+              <w:rPr>
+                <w:b/>
+                <w:bCs/>
+              </w:rPr>
+            </w:pPr>
+            <w:r>
+              <w:rPr>
+                <w:b/>
+                <w:bCs/>
+              </w:rPr>
+              <w:t xml:space="preserve">Sai — </w:t>
+            </w:r>
+            <w:proofErr w:type="spellStart"/>
+            <w:r>
+              <w:rPr>
+                <w:b/>
+                <w:bCs/>
+              </w:rPr>
+              <w:t>đúng</w:t>
+            </w:r>
+            <w:proofErr w:type="spellEnd"/>
+            <w:r>
+              <w:rPr>
+                <w:b/>
+                <w:bCs/>
+              </w:rPr>
+              <w:t xml:space="preserve"> </w:t>
+            </w:r>
+            <w:proofErr w:type="spellStart"/>
+            <w:r>
+              <w:rPr>
+                <w:b/>
+                <w:bCs/>
+              </w:rPr>
+              <w:t>là</w:t>
+            </w:r>
+            <w:proofErr w:type="spellEnd"/>
+            <w:r>
+              <w:rPr>
+                <w:b/>
+                <w:bCs/>
+              </w:rPr>
+              <w:t xml:space="preserve"> 3.2 Functional Requirements </w:t>
+            </w:r>
+            <w:r>
+              <w:rPr>
+                <w:b/>
+                <w:bCs/>
+                <w:i/>
+                <w:iCs/>
+              </w:rPr>
+              <w:t>(</w:t>
+            </w:r>
+            <w:proofErr w:type="spellStart"/>
+            <w:r>
+              <w:rPr>
+                <w:b/>
+                <w:bCs/>
+                <w:i/>
+                <w:iCs/>
+              </w:rPr>
+              <w:t>Phải</w:t>
+            </w:r>
+            <w:proofErr w:type="spellEnd"/>
+            <w:r>
+              <w:rPr>
+                <w:b/>
+                <w:bCs/>
+                <w:i/>
+                <w:iCs/>
+              </w:rPr>
+              <w:t xml:space="preserve"> </w:t>
+            </w:r>
+            <w:proofErr w:type="spellStart"/>
+            <w:r>
+              <w:rPr>
+                <w:b/>
+                <w:bCs/>
+                <w:i/>
+                <w:iCs/>
+              </w:rPr>
+              <w:t>đính</w:t>
+            </w:r>
+            <w:proofErr w:type="spellEnd"/>
+            <w:r>
+              <w:rPr>
+                <w:b/>
+                <w:bCs/>
+                <w:i/>
+                <w:iCs/>
+              </w:rPr>
+              <w:t xml:space="preserve"> </w:t>
+            </w:r>
+            <w:proofErr w:type="spellStart"/>
+            <w:r>
+              <w:rPr>
+                <w:b/>
+                <w:bCs/>
+                <w:i/>
+                <w:iCs/>
+              </w:rPr>
+              <w:t>kèm</w:t>
+            </w:r>
+            <w:proofErr w:type="spellEnd"/>
+            <w:r>
+              <w:rPr>
+                <w:b/>
+                <w:bCs/>
+                <w:i/>
+                <w:iCs/>
+              </w:rPr>
+              <w:t xml:space="preserve"> </w:t>
+            </w:r>
+            <w:proofErr w:type="spellStart"/>
+            <w:r>
+              <w:rPr>
+                <w:b/>
+                <w:bCs/>
+                <w:i/>
+                <w:iCs/>
+              </w:rPr>
+              <w:t>trực</w:t>
+            </w:r>
+            <w:proofErr w:type="spellEnd"/>
+            <w:r>
+              <w:rPr>
+                <w:b/>
+                <w:bCs/>
+                <w:i/>
+                <w:iCs/>
+              </w:rPr>
+              <w:t xml:space="preserve"> </w:t>
+            </w:r>
+            <w:proofErr w:type="spellStart"/>
+            <w:r>
+              <w:rPr>
+                <w:b/>
+                <w:bCs/>
+                <w:i/>
+                <w:iCs/>
+              </w:rPr>
+              <w:t>tiếp</w:t>
+            </w:r>
+            <w:proofErr w:type="spellEnd"/>
+            <w:r>
+              <w:rPr>
+                <w:b/>
+                <w:bCs/>
+                <w:i/>
+                <w:iCs/>
+              </w:rPr>
+              <w:t xml:space="preserve"> </w:t>
+            </w:r>
+            <w:proofErr w:type="spellStart"/>
+            <w:r>
+              <w:rPr>
+                <w:b/>
+                <w:bCs/>
+                <w:i/>
+                <w:iCs/>
+              </w:rPr>
+              <w:t>bên</w:t>
+            </w:r>
+            <w:proofErr w:type="spellEnd"/>
+            <w:r>
+              <w:rPr>
+                <w:b/>
+                <w:bCs/>
+                <w:i/>
+                <w:iCs/>
+              </w:rPr>
+              <w:t xml:space="preserve"> </w:t>
+            </w:r>
+            <w:proofErr w:type="spellStart"/>
+            <w:r>
+              <w:rPr>
+                <w:b/>
+                <w:bCs/>
+                <w:i/>
+                <w:iCs/>
+              </w:rPr>
+              <w:t>trong</w:t>
+            </w:r>
+            <w:proofErr w:type="spellEnd"/>
+            <w:r>
+              <w:rPr>
+                <w:b/>
+                <w:bCs/>
+                <w:i/>
+                <w:iCs/>
+              </w:rPr>
+              <w:t xml:space="preserve"> </w:t>
+            </w:r>
+            <w:proofErr w:type="spellStart"/>
+            <w:r>
+              <w:rPr>
+                <w:b/>
+                <w:bCs/>
+                <w:i/>
+                <w:iCs/>
+              </w:rPr>
+              <w:t>mục</w:t>
+            </w:r>
+            <w:proofErr w:type="spellEnd"/>
+            <w:r>
+              <w:rPr>
+                <w:b/>
+                <w:bCs/>
+                <w:i/>
+                <w:iCs/>
+              </w:rPr>
+              <w:t xml:space="preserve"> </w:t>
+            </w:r>
+            <w:proofErr w:type="spellStart"/>
+            <w:r>
+              <w:rPr>
+                <w:b/>
+                <w:bCs/>
+                <w:i/>
+                <w:iCs/>
+              </w:rPr>
+              <w:t>mô</w:t>
+            </w:r>
+            <w:proofErr w:type="spellEnd"/>
+            <w:r>
+              <w:rPr>
+                <w:b/>
+                <w:bCs/>
+                <w:i/>
+                <w:iCs/>
+              </w:rPr>
+              <w:t xml:space="preserve"> </w:t>
+            </w:r>
+            <w:proofErr w:type="spellStart"/>
+            <w:r>
+              <w:rPr>
+                <w:b/>
+                <w:bCs/>
+                <w:i/>
+                <w:iCs/>
+              </w:rPr>
+              <w:t>tả</w:t>
+            </w:r>
+            <w:proofErr w:type="spellEnd"/>
+            <w:r>
+              <w:rPr>
+                <w:b/>
+                <w:bCs/>
+                <w:i/>
+                <w:iCs/>
+              </w:rPr>
+              <w:t xml:space="preserve"> chi </w:t>
+            </w:r>
+            <w:proofErr w:type="spellStart"/>
+            <w:r>
+              <w:rPr>
+                <w:b/>
+                <w:bCs/>
+                <w:i/>
+                <w:iCs/>
+              </w:rPr>
+              <w:t>tiết</w:t>
+            </w:r>
+            <w:proofErr w:type="spellEnd"/>
+            <w:r>
+              <w:rPr>
+                <w:b/>
+                <w:bCs/>
+                <w:i/>
+                <w:iCs/>
+              </w:rPr>
+              <w:t xml:space="preserve"> </w:t>
+            </w:r>
+            <w:proofErr w:type="spellStart"/>
+            <w:r>
+              <w:rPr>
+                <w:b/>
+                <w:bCs/>
+                <w:i/>
+                <w:iCs/>
+              </w:rPr>
+              <w:t>của</w:t>
+            </w:r>
+            <w:proofErr w:type="spellEnd"/>
+            <w:r>
+              <w:rPr>
+                <w:b/>
+                <w:bCs/>
+                <w:i/>
+                <w:iCs/>
+              </w:rPr>
+              <w:t xml:space="preserve"> REQ-02)</w:t>
             </w:r>
           </w:p>
         </w:tc>
@@ -518,13 +1819,199 @@
           <w:bCs/>
         </w:rPr>
       </w:pPr>
+    </w:p>
+    <w:p>
+      <w:pPr>
+        <w:rPr>
+          <w:b/>
+          <w:bCs/>
+        </w:rPr>
+      </w:pPr>
+      <w:proofErr w:type="spellStart"/>
       <w:r>
         <w:rPr>
           <w:b/>
           <w:bCs/>
         </w:rPr>
-        <w:t>Bước 2: Chuẩn hóa các yêu cầu chức năng theo đặc tính vàng</w:t>
+        <w:t>Bước</w:t>
       </w:r>
+      <w:proofErr w:type="spellEnd"/>
+      <w:r>
+        <w:rPr>
+          <w:b/>
+          <w:bCs/>
+        </w:rPr>
+        <w:t xml:space="preserve"> 2: </w:t>
+      </w:r>
+      <w:proofErr w:type="spellStart"/>
+      <w:r>
+        <w:rPr>
+          <w:b/>
+          <w:bCs/>
+        </w:rPr>
+        <w:t>Chuẩn</w:t>
+      </w:r>
+      <w:proofErr w:type="spellEnd"/>
+      <w:r>
+        <w:rPr>
+          <w:b/>
+          <w:bCs/>
+        </w:rPr>
+        <w:t xml:space="preserve"> </w:t>
+      </w:r>
+      <w:proofErr w:type="spellStart"/>
+      <w:r>
+        <w:rPr>
+          <w:b/>
+          <w:bCs/>
+        </w:rPr>
+        <w:t>hóa</w:t>
+      </w:r>
+      <w:proofErr w:type="spellEnd"/>
+      <w:r>
+        <w:rPr>
+          <w:b/>
+          <w:bCs/>
+        </w:rPr>
+        <w:t xml:space="preserve"> </w:t>
+      </w:r>
+      <w:proofErr w:type="spellStart"/>
+      <w:r>
+        <w:rPr>
+          <w:b/>
+          <w:bCs/>
+        </w:rPr>
+        <w:t>các</w:t>
+      </w:r>
+      <w:proofErr w:type="spellEnd"/>
+      <w:r>
+        <w:rPr>
+          <w:b/>
+          <w:bCs/>
+        </w:rPr>
+        <w:t xml:space="preserve"> </w:t>
+      </w:r>
+      <w:proofErr w:type="spellStart"/>
+      <w:r>
+        <w:rPr>
+          <w:b/>
+          <w:bCs/>
+        </w:rPr>
+        <w:t>yêu</w:t>
+      </w:r>
+      <w:proofErr w:type="spellEnd"/>
+      <w:r>
+        <w:rPr>
+          <w:b/>
+          <w:bCs/>
+        </w:rPr>
+        <w:t xml:space="preserve"> </w:t>
+      </w:r>
+      <w:proofErr w:type="spellStart"/>
+      <w:r>
+        <w:rPr>
+          <w:b/>
+          <w:bCs/>
+        </w:rPr>
+        <w:t>cầu</w:t>
+      </w:r>
+      <w:proofErr w:type="spellEnd"/>
+      <w:r>
+        <w:rPr>
+          <w:b/>
+          <w:bCs/>
+        </w:rPr>
+        <w:t xml:space="preserve"> </w:t>
+      </w:r>
+      <w:proofErr w:type="spellStart"/>
+      <w:r>
+        <w:rPr>
+          <w:b/>
+          <w:bCs/>
+        </w:rPr>
+        <w:t>chức</w:t>
+      </w:r>
+      <w:proofErr w:type="spellEnd"/>
+      <w:r>
+        <w:rPr>
+          <w:b/>
+          <w:bCs/>
+        </w:rPr>
+        <w:t xml:space="preserve"> </w:t>
+      </w:r>
+      <w:proofErr w:type="spellStart"/>
+      <w:r>
+        <w:rPr>
+          <w:b/>
+          <w:bCs/>
+        </w:rPr>
+        <w:t>năng</w:t>
+      </w:r>
+      <w:proofErr w:type="spellEnd"/>
+      <w:r>
+        <w:rPr>
+          <w:b/>
+          <w:bCs/>
+        </w:rPr>
+        <w:t xml:space="preserve"> </w:t>
+      </w:r>
+      <w:proofErr w:type="spellStart"/>
+      <w:r>
+        <w:rPr>
+          <w:b/>
+          <w:bCs/>
+        </w:rPr>
+        <w:t>theo</w:t>
+      </w:r>
+      <w:proofErr w:type="spellEnd"/>
+      <w:r>
+        <w:rPr>
+          <w:b/>
+          <w:bCs/>
+        </w:rPr>
+        <w:t xml:space="preserve"> </w:t>
+      </w:r>
+      <w:proofErr w:type="spellStart"/>
+      <w:r>
+        <w:rPr>
+          <w:b/>
+          <w:bCs/>
+        </w:rPr>
+        <w:t>đặc</w:t>
+      </w:r>
+      <w:proofErr w:type="spellEnd"/>
+      <w:r>
+        <w:rPr>
+          <w:b/>
+          <w:bCs/>
+        </w:rPr>
+        <w:t xml:space="preserve"> </w:t>
+      </w:r>
+      <w:proofErr w:type="spellStart"/>
+      <w:r>
+        <w:rPr>
+          <w:b/>
+          <w:bCs/>
+        </w:rPr>
+        <w:t>tính</w:t>
+      </w:r>
+      <w:proofErr w:type="spellEnd"/>
+      <w:r>
+        <w:rPr>
+          <w:b/>
+          <w:bCs/>
+        </w:rPr>
+        <w:t xml:space="preserve"> </w:t>
+      </w:r>
+      <w:proofErr w:type="spellStart"/>
+      <w:r>
+        <w:rPr>
+          <w:b/>
+          <w:bCs/>
+        </w:rPr>
+        <w:t>vàng</w:t>
+      </w:r>
+      <w:proofErr w:type="spellEnd"/>
     </w:p>
     <w:tbl>
       <w:tblPr>
@@ -567,12 +2054,21 @@
             <w:hideMark/>
           </w:tcPr>
           <w:p>
-            <w:r>
-              <w:rPr>
-                <w:b/>
-                <w:bCs/>
-              </w:rPr>
-              <w:t>Mã REQ</w:t>
+            <w:proofErr w:type="spellStart"/>
+            <w:r>
+              <w:rPr>
+                <w:b/>
+                <w:bCs/>
+              </w:rPr>
+              <w:t>Mã</w:t>
+            </w:r>
+            <w:proofErr w:type="spellEnd"/>
+            <w:r>
+              <w:rPr>
+                <w:b/>
+                <w:bCs/>
+              </w:rPr>
+              <w:t xml:space="preserve"> REQ</w:t>
             </w:r>
           </w:p>
         </w:tc>
@@ -595,13 +2091,79 @@
             <w:hideMark/>
           </w:tcPr>
           <w:p>
-            <w:r>
-              <w:rPr>
-                <w:b/>
-                <w:bCs/>
-              </w:rPr>
-              <w:t>Đặc tính vàng bị vi phạm</w:t>
-            </w:r>
+            <w:proofErr w:type="spellStart"/>
+            <w:r>
+              <w:rPr>
+                <w:b/>
+                <w:bCs/>
+              </w:rPr>
+              <w:t>Đặc</w:t>
+            </w:r>
+            <w:proofErr w:type="spellEnd"/>
+            <w:r>
+              <w:rPr>
+                <w:b/>
+                <w:bCs/>
+              </w:rPr>
+              <w:t xml:space="preserve"> </w:t>
+            </w:r>
+            <w:proofErr w:type="spellStart"/>
+            <w:r>
+              <w:rPr>
+                <w:b/>
+                <w:bCs/>
+              </w:rPr>
+              <w:t>tính</w:t>
+            </w:r>
+            <w:proofErr w:type="spellEnd"/>
+            <w:r>
+              <w:rPr>
+                <w:b/>
+                <w:bCs/>
+              </w:rPr>
+              <w:t xml:space="preserve"> </w:t>
+            </w:r>
+            <w:proofErr w:type="spellStart"/>
+            <w:r>
+              <w:rPr>
+                <w:b/>
+                <w:bCs/>
+              </w:rPr>
+              <w:t>vàng</w:t>
+            </w:r>
+            <w:proofErr w:type="spellEnd"/>
+            <w:r>
+              <w:rPr>
+                <w:b/>
+                <w:bCs/>
+              </w:rPr>
+              <w:t xml:space="preserve"> </w:t>
+            </w:r>
+            <w:proofErr w:type="spellStart"/>
+            <w:r>
+              <w:rPr>
+                <w:b/>
+                <w:bCs/>
+              </w:rPr>
+              <w:t>bị</w:t>
+            </w:r>
+            <w:proofErr w:type="spellEnd"/>
+            <w:r>
+              <w:rPr>
+                <w:b/>
+                <w:bCs/>
+              </w:rPr>
+              <w:t xml:space="preserve"> vi </w:t>
+            </w:r>
+            <w:proofErr w:type="spellStart"/>
+            <w:r>
+              <w:rPr>
+                <w:b/>
+                <w:bCs/>
+              </w:rPr>
+              <w:t>phạm</w:t>
+            </w:r>
+            <w:proofErr w:type="spellEnd"/>
           </w:p>
         </w:tc>
         <w:tc>
@@ -623,13 +2185,63 @@
             <w:hideMark/>
           </w:tcPr>
           <w:p>
-            <w:r>
-              <w:rPr>
-                <w:b/>
-                <w:bCs/>
-              </w:rPr>
-              <w:t>Viết lại đạt chuẩn</w:t>
-            </w:r>
+            <w:proofErr w:type="spellStart"/>
+            <w:r>
+              <w:rPr>
+                <w:b/>
+                <w:bCs/>
+              </w:rPr>
+              <w:t>Viết</w:t>
+            </w:r>
+            <w:proofErr w:type="spellEnd"/>
+            <w:r>
+              <w:rPr>
+                <w:b/>
+                <w:bCs/>
+              </w:rPr>
+              <w:t xml:space="preserve"> </w:t>
+            </w:r>
+            <w:proofErr w:type="spellStart"/>
+            <w:r>
+              <w:rPr>
+                <w:b/>
+                <w:bCs/>
+              </w:rPr>
+              <w:t>lại</w:t>
+            </w:r>
+            <w:proofErr w:type="spellEnd"/>
+            <w:r>
+              <w:rPr>
+                <w:b/>
+                <w:bCs/>
+              </w:rPr>
+              <w:t xml:space="preserve"> </w:t>
+            </w:r>
+            <w:proofErr w:type="spellStart"/>
+            <w:r>
+              <w:rPr>
+                <w:b/>
+                <w:bCs/>
+              </w:rPr>
+              <w:t>đạt</w:t>
+            </w:r>
+            <w:proofErr w:type="spellEnd"/>
+            <w:r>
+              <w:rPr>
+                <w:b/>
+                <w:bCs/>
+              </w:rPr>
+              <w:t xml:space="preserve"> </w:t>
+            </w:r>
+            <w:proofErr w:type="spellStart"/>
+            <w:r>
+              <w:rPr>
+                <w:b/>
+                <w:bCs/>
+              </w:rPr>
+              <w:t>chuẩn</w:t>
+            </w:r>
+            <w:proofErr w:type="spellEnd"/>
           </w:p>
         </w:tc>
       </w:tr>
@@ -699,7 +2311,39 @@
                 <w:i/>
                 <w:iCs/>
               </w:rPr>
-              <w:t>(Đầy đủ)</w:t>
+              <w:t>(</w:t>
+            </w:r>
+            <w:proofErr w:type="spellStart"/>
+            <w:r>
+              <w:rPr>
+                <w:i/>
+                <w:iCs/>
+              </w:rPr>
+              <w:t>Đầy</w:t>
+            </w:r>
+            <w:proofErr w:type="spellEnd"/>
+            <w:r>
+              <w:rPr>
+                <w:i/>
+                <w:iCs/>
+              </w:rPr>
+              <w:t xml:space="preserve"> </w:t>
+            </w:r>
+            <w:proofErr w:type="spellStart"/>
+            <w:r>
+              <w:rPr>
+                <w:i/>
+                <w:iCs/>
+              </w:rPr>
+              <w:t>đủ</w:t>
+            </w:r>
+            <w:proofErr w:type="spellEnd"/>
+            <w:r>
+              <w:rPr>
+                <w:i/>
+                <w:iCs/>
+              </w:rPr>
+              <w:t>)</w:t>
             </w:r>
           </w:p>
           <w:p>
@@ -713,7 +2357,456 @@
                 <w:i/>
                 <w:iCs/>
               </w:rPr>
-              <w:t>(Chỉ mô tả luồng chính khi mã hợp lệ, chưa quy định luồng phụ/ngoại lệ khi mã không hợp lệ, hết hạn hoặc không đủ điều kiện).</w:t>
+              <w:t>(</w:t>
+            </w:r>
+            <w:proofErr w:type="spellStart"/>
+            <w:r>
+              <w:rPr>
+                <w:i/>
+                <w:iCs/>
+              </w:rPr>
+              <w:t>Chỉ</w:t>
+            </w:r>
+            <w:proofErr w:type="spellEnd"/>
+            <w:r>
+              <w:rPr>
+                <w:i/>
+                <w:iCs/>
+              </w:rPr>
+              <w:t xml:space="preserve"> </w:t>
+            </w:r>
+            <w:proofErr w:type="spellStart"/>
+            <w:r>
+              <w:rPr>
+                <w:i/>
+                <w:iCs/>
+              </w:rPr>
+              <w:t>mô</w:t>
+            </w:r>
+            <w:proofErr w:type="spellEnd"/>
+            <w:r>
+              <w:rPr>
+                <w:i/>
+                <w:iCs/>
+              </w:rPr>
+              <w:t xml:space="preserve"> </w:t>
+            </w:r>
+            <w:proofErr w:type="spellStart"/>
+            <w:r>
+              <w:rPr>
+                <w:i/>
+                <w:iCs/>
+              </w:rPr>
+              <w:t>tả</w:t>
+            </w:r>
+            <w:proofErr w:type="spellEnd"/>
+            <w:r>
+              <w:rPr>
+                <w:i/>
+                <w:iCs/>
+              </w:rPr>
+              <w:t xml:space="preserve"> </w:t>
+            </w:r>
+            <w:proofErr w:type="spellStart"/>
+            <w:r>
+              <w:rPr>
+                <w:i/>
+                <w:iCs/>
+              </w:rPr>
+              <w:t>luồng</w:t>
+            </w:r>
+            <w:proofErr w:type="spellEnd"/>
+            <w:r>
+              <w:rPr>
+                <w:i/>
+                <w:iCs/>
+              </w:rPr>
+              <w:t xml:space="preserve"> </w:t>
+            </w:r>
+            <w:proofErr w:type="spellStart"/>
+            <w:r>
+              <w:rPr>
+                <w:i/>
+                <w:iCs/>
+              </w:rPr>
+              <w:t>chính</w:t>
+            </w:r>
+            <w:proofErr w:type="spellEnd"/>
+            <w:r>
+              <w:rPr>
+                <w:i/>
+                <w:iCs/>
+              </w:rPr>
+              <w:t xml:space="preserve"> </w:t>
+            </w:r>
+            <w:proofErr w:type="spellStart"/>
+            <w:r>
+              <w:rPr>
+                <w:i/>
+                <w:iCs/>
+              </w:rPr>
+              <w:t>khi</w:t>
+            </w:r>
+            <w:proofErr w:type="spellEnd"/>
+            <w:r>
+              <w:rPr>
+                <w:i/>
+                <w:iCs/>
+              </w:rPr>
+              <w:t xml:space="preserve"> </w:t>
+            </w:r>
+            <w:proofErr w:type="spellStart"/>
+            <w:r>
+              <w:rPr>
+                <w:i/>
+                <w:iCs/>
+              </w:rPr>
+              <w:t>mã</w:t>
+            </w:r>
+            <w:proofErr w:type="spellEnd"/>
+            <w:r>
+              <w:rPr>
+                <w:i/>
+                <w:iCs/>
+              </w:rPr>
+              <w:t xml:space="preserve"> </w:t>
+            </w:r>
+            <w:proofErr w:type="spellStart"/>
+            <w:r>
+              <w:rPr>
+                <w:i/>
+                <w:iCs/>
+              </w:rPr>
+              <w:t>hợp</w:t>
+            </w:r>
+            <w:proofErr w:type="spellEnd"/>
+            <w:r>
+              <w:rPr>
+                <w:i/>
+                <w:iCs/>
+              </w:rPr>
+              <w:t xml:space="preserve"> </w:t>
+            </w:r>
+            <w:proofErr w:type="spellStart"/>
+            <w:r>
+              <w:rPr>
+                <w:i/>
+                <w:iCs/>
+              </w:rPr>
+              <w:t>lệ</w:t>
+            </w:r>
+            <w:proofErr w:type="spellEnd"/>
+            <w:r>
+              <w:rPr>
+                <w:i/>
+                <w:iCs/>
+              </w:rPr>
+              <w:t xml:space="preserve">, </w:t>
+            </w:r>
+            <w:proofErr w:type="spellStart"/>
+            <w:r>
+              <w:rPr>
+                <w:i/>
+                <w:iCs/>
+              </w:rPr>
+              <w:t>chưa</w:t>
+            </w:r>
+            <w:proofErr w:type="spellEnd"/>
+            <w:r>
+              <w:rPr>
+                <w:i/>
+                <w:iCs/>
+              </w:rPr>
+              <w:t xml:space="preserve"> </w:t>
+            </w:r>
+            <w:proofErr w:type="spellStart"/>
+            <w:r>
+              <w:rPr>
+                <w:i/>
+                <w:iCs/>
+              </w:rPr>
+              <w:t>quy</w:t>
+            </w:r>
+            <w:proofErr w:type="spellEnd"/>
+            <w:r>
+              <w:rPr>
+                <w:i/>
+                <w:iCs/>
+              </w:rPr>
+              <w:t xml:space="preserve"> </w:t>
+            </w:r>
+            <w:proofErr w:type="spellStart"/>
+            <w:r>
+              <w:rPr>
+                <w:i/>
+                <w:iCs/>
+              </w:rPr>
+              <w:t>định</w:t>
+            </w:r>
+            <w:proofErr w:type="spellEnd"/>
+            <w:r>
+              <w:rPr>
+                <w:i/>
+                <w:iCs/>
+              </w:rPr>
+              <w:t xml:space="preserve"> </w:t>
+            </w:r>
+            <w:proofErr w:type="spellStart"/>
+            <w:r>
+              <w:rPr>
+                <w:i/>
+                <w:iCs/>
+              </w:rPr>
+              <w:t>luồng</w:t>
+            </w:r>
+            <w:proofErr w:type="spellEnd"/>
+            <w:r>
+              <w:rPr>
+                <w:i/>
+                <w:iCs/>
+              </w:rPr>
+              <w:t xml:space="preserve"> </w:t>
+            </w:r>
+            <w:proofErr w:type="spellStart"/>
+            <w:r>
+              <w:rPr>
+                <w:i/>
+                <w:iCs/>
+              </w:rPr>
+              <w:t>phụ</w:t>
+            </w:r>
+            <w:proofErr w:type="spellEnd"/>
+            <w:r>
+              <w:rPr>
+                <w:i/>
+                <w:iCs/>
+              </w:rPr>
+              <w:t>/</w:t>
+            </w:r>
+            <w:proofErr w:type="spellStart"/>
+            <w:r>
+              <w:rPr>
+                <w:i/>
+                <w:iCs/>
+              </w:rPr>
+              <w:t>ngoại</w:t>
+            </w:r>
+            <w:proofErr w:type="spellEnd"/>
+            <w:r>
+              <w:rPr>
+                <w:i/>
+                <w:iCs/>
+              </w:rPr>
+              <w:t xml:space="preserve"> </w:t>
+            </w:r>
+            <w:proofErr w:type="spellStart"/>
+            <w:r>
+              <w:rPr>
+                <w:i/>
+                <w:iCs/>
+              </w:rPr>
+              <w:t>lệ</w:t>
+            </w:r>
+            <w:proofErr w:type="spellEnd"/>
+            <w:r>
+              <w:rPr>
+                <w:i/>
+                <w:iCs/>
+              </w:rPr>
+              <w:t xml:space="preserve"> </w:t>
+            </w:r>
+            <w:proofErr w:type="spellStart"/>
+            <w:r>
+              <w:rPr>
+                <w:i/>
+                <w:iCs/>
+              </w:rPr>
+              <w:t>khi</w:t>
+            </w:r>
+            <w:proofErr w:type="spellEnd"/>
+            <w:r>
+              <w:rPr>
+                <w:i/>
+                <w:iCs/>
+              </w:rPr>
+              <w:t xml:space="preserve"> </w:t>
+            </w:r>
+            <w:proofErr w:type="spellStart"/>
+            <w:r>
+              <w:rPr>
+                <w:i/>
+                <w:iCs/>
+              </w:rPr>
+              <w:t>mã</w:t>
+            </w:r>
+            <w:proofErr w:type="spellEnd"/>
+            <w:r>
+              <w:rPr>
+                <w:i/>
+                <w:iCs/>
+              </w:rPr>
+              <w:t xml:space="preserve"> </w:t>
+            </w:r>
+            <w:proofErr w:type="spellStart"/>
+            <w:r>
+              <w:rPr>
+                <w:i/>
+                <w:iCs/>
+              </w:rPr>
+              <w:t>không</w:t>
+            </w:r>
+            <w:proofErr w:type="spellEnd"/>
+            <w:r>
+              <w:rPr>
+                <w:i/>
+                <w:iCs/>
+              </w:rPr>
+              <w:t xml:space="preserve"> </w:t>
+            </w:r>
+            <w:proofErr w:type="spellStart"/>
+            <w:r>
+              <w:rPr>
+                <w:i/>
+                <w:iCs/>
+              </w:rPr>
+              <w:lastRenderedPageBreak/>
+              <w:t>hợp</w:t>
+            </w:r>
+            <w:proofErr w:type="spellEnd"/>
+            <w:r>
+              <w:rPr>
+                <w:i/>
+                <w:iCs/>
+              </w:rPr>
+              <w:t xml:space="preserve"> </w:t>
+            </w:r>
+            <w:proofErr w:type="spellStart"/>
+            <w:r>
+              <w:rPr>
+                <w:i/>
+                <w:iCs/>
+              </w:rPr>
+              <w:t>lệ</w:t>
+            </w:r>
+            <w:proofErr w:type="spellEnd"/>
+            <w:r>
+              <w:rPr>
+                <w:i/>
+                <w:iCs/>
+              </w:rPr>
+              <w:t xml:space="preserve">, </w:t>
+            </w:r>
+            <w:proofErr w:type="spellStart"/>
+            <w:r>
+              <w:rPr>
+                <w:i/>
+                <w:iCs/>
+              </w:rPr>
+              <w:t>hết</w:t>
+            </w:r>
+            <w:proofErr w:type="spellEnd"/>
+            <w:r>
+              <w:rPr>
+                <w:i/>
+                <w:iCs/>
+              </w:rPr>
+              <w:t xml:space="preserve"> </w:t>
+            </w:r>
+            <w:proofErr w:type="spellStart"/>
+            <w:r>
+              <w:rPr>
+                <w:i/>
+                <w:iCs/>
+              </w:rPr>
+              <w:t>hạn</w:t>
+            </w:r>
+            <w:proofErr w:type="spellEnd"/>
+            <w:r>
+              <w:rPr>
+                <w:i/>
+                <w:iCs/>
+              </w:rPr>
+              <w:t xml:space="preserve"> </w:t>
+            </w:r>
+            <w:proofErr w:type="spellStart"/>
+            <w:r>
+              <w:rPr>
+                <w:i/>
+                <w:iCs/>
+              </w:rPr>
+              <w:t>hoặc</w:t>
+            </w:r>
+            <w:proofErr w:type="spellEnd"/>
+            <w:r>
+              <w:rPr>
+                <w:i/>
+                <w:iCs/>
+              </w:rPr>
+              <w:t xml:space="preserve"> </w:t>
+            </w:r>
+            <w:proofErr w:type="spellStart"/>
+            <w:r>
+              <w:rPr>
+                <w:i/>
+                <w:iCs/>
+              </w:rPr>
+              <w:t>không</w:t>
+            </w:r>
+            <w:proofErr w:type="spellEnd"/>
+            <w:r>
+              <w:rPr>
+                <w:i/>
+                <w:iCs/>
+              </w:rPr>
+              <w:t xml:space="preserve"> </w:t>
+            </w:r>
+            <w:proofErr w:type="spellStart"/>
+            <w:r>
+              <w:rPr>
+                <w:i/>
+                <w:iCs/>
+              </w:rPr>
+              <w:t>đủ</w:t>
+            </w:r>
+            <w:proofErr w:type="spellEnd"/>
+            <w:r>
+              <w:rPr>
+                <w:i/>
+                <w:iCs/>
+              </w:rPr>
+              <w:t xml:space="preserve"> </w:t>
+            </w:r>
+            <w:proofErr w:type="spellStart"/>
+            <w:r>
+              <w:rPr>
+                <w:i/>
+                <w:iCs/>
+              </w:rPr>
+              <w:t>điều</w:t>
+            </w:r>
+            <w:proofErr w:type="spellEnd"/>
+            <w:r>
+              <w:rPr>
+                <w:i/>
+                <w:iCs/>
+              </w:rPr>
+              <w:t xml:space="preserve"> </w:t>
+            </w:r>
+            <w:proofErr w:type="spellStart"/>
+            <w:r>
+              <w:rPr>
+                <w:i/>
+                <w:iCs/>
+              </w:rPr>
+              <w:t>kiện</w:t>
+            </w:r>
+            <w:proofErr w:type="spellEnd"/>
+            <w:r>
+              <w:rPr>
+                <w:i/>
+                <w:iCs/>
+              </w:rPr>
+              <w:t>).</w:t>
             </w:r>
           </w:p>
         </w:tc>
@@ -741,14 +2834,288 @@
                 <w:b/>
                 <w:bCs/>
               </w:rPr>
+              <w:lastRenderedPageBreak/>
               <w:t>REQ-02.1:</w:t>
             </w:r>
             <w:r>
-              <w:t xml:space="preserve"> Khi khách hàng nhập mã giảm giá hợp lệ và thỏa mãn điều kiện đơn hàng, hệ thống phải trừ đúng số tiền hoặc % tương ứng vào tổng hóa đơn trước thuế/phí vận chuyển.</w:t>
+              <w:t xml:space="preserve"> Khi </w:t>
+            </w:r>
+            <w:proofErr w:type="spellStart"/>
+            <w:r>
+              <w:t>khách</w:t>
+            </w:r>
+            <w:proofErr w:type="spellEnd"/>
+            <w:r>
+              <w:t xml:space="preserve"> </w:t>
+            </w:r>
+            <w:proofErr w:type="spellStart"/>
+            <w:r>
+              <w:t>hàng</w:t>
+            </w:r>
+            <w:proofErr w:type="spellEnd"/>
+            <w:r>
+              <w:t xml:space="preserve"> </w:t>
+            </w:r>
+            <w:proofErr w:type="spellStart"/>
+            <w:r>
+              <w:t>nhập</w:t>
+            </w:r>
+            <w:proofErr w:type="spellEnd"/>
+            <w:r>
+              <w:t xml:space="preserve"> </w:t>
+            </w:r>
+            <w:proofErr w:type="spellStart"/>
+            <w:r>
+              <w:t>mã</w:t>
+            </w:r>
+            <w:proofErr w:type="spellEnd"/>
+            <w:r>
+              <w:t xml:space="preserve"> </w:t>
+            </w:r>
+            <w:proofErr w:type="spellStart"/>
+            <w:r>
+              <w:t>giảm</w:t>
+            </w:r>
+            <w:proofErr w:type="spellEnd"/>
+            <w:r>
+              <w:t xml:space="preserve"> </w:t>
+            </w:r>
+            <w:proofErr w:type="spellStart"/>
+            <w:r>
+              <w:t>giá</w:t>
+            </w:r>
+            <w:proofErr w:type="spellEnd"/>
+            <w:r>
+              <w:t xml:space="preserve"> </w:t>
+            </w:r>
+            <w:proofErr w:type="spellStart"/>
+            <w:r>
+              <w:t>hợp</w:t>
+            </w:r>
+            <w:proofErr w:type="spellEnd"/>
+            <w:r>
+              <w:t xml:space="preserve"> </w:t>
+            </w:r>
+            <w:proofErr w:type="spellStart"/>
+            <w:r>
+              <w:t>lệ</w:t>
+            </w:r>
+            <w:proofErr w:type="spellEnd"/>
+            <w:r>
+              <w:t xml:space="preserve"> </w:t>
+            </w:r>
+            <w:proofErr w:type="spellStart"/>
+            <w:r>
+              <w:t>và</w:t>
+            </w:r>
+            <w:proofErr w:type="spellEnd"/>
+            <w:r>
+              <w:t xml:space="preserve"> </w:t>
+            </w:r>
+            <w:proofErr w:type="spellStart"/>
+            <w:r>
+              <w:t>thỏa</w:t>
+            </w:r>
+            <w:proofErr w:type="spellEnd"/>
+            <w:r>
+              <w:t xml:space="preserve"> </w:t>
+            </w:r>
+            <w:proofErr w:type="spellStart"/>
+            <w:r>
+              <w:t>mãn</w:t>
+            </w:r>
+            <w:proofErr w:type="spellEnd"/>
+            <w:r>
+              <w:t xml:space="preserve"> </w:t>
+            </w:r>
+            <w:proofErr w:type="spellStart"/>
+            <w:r>
+              <w:t>điều</w:t>
+            </w:r>
+            <w:proofErr w:type="spellEnd"/>
+            <w:r>
+              <w:t xml:space="preserve"> </w:t>
+            </w:r>
+            <w:proofErr w:type="spellStart"/>
+            <w:r>
+              <w:t>kiện</w:t>
+            </w:r>
+            <w:proofErr w:type="spellEnd"/>
+            <w:r>
+              <w:t xml:space="preserve"> </w:t>
+            </w:r>
+            <w:proofErr w:type="spellStart"/>
+            <w:r>
+              <w:t>đơn</w:t>
+            </w:r>
+            <w:proofErr w:type="spellEnd"/>
+            <w:r>
+              <w:t xml:space="preserve"> </w:t>
+            </w:r>
+            <w:proofErr w:type="spellStart"/>
+            <w:r>
+              <w:t>hàng</w:t>
+            </w:r>
+            <w:proofErr w:type="spellEnd"/>
+            <w:r>
+              <w:t xml:space="preserve">, </w:t>
+            </w:r>
+            <w:proofErr w:type="spellStart"/>
+            <w:r>
+              <w:t>hệ</w:t>
+            </w:r>
+            <w:proofErr w:type="spellEnd"/>
+            <w:r>
+              <w:t xml:space="preserve"> </w:t>
+            </w:r>
+            <w:proofErr w:type="spellStart"/>
+            <w:r>
+              <w:t>thống</w:t>
+            </w:r>
+            <w:proofErr w:type="spellEnd"/>
+            <w:r>
+              <w:t xml:space="preserve"> </w:t>
+            </w:r>
+            <w:proofErr w:type="spellStart"/>
+            <w:r>
+              <w:t>phải</w:t>
+            </w:r>
+            <w:proofErr w:type="spellEnd"/>
+            <w:r>
+              <w:t xml:space="preserve"> </w:t>
+            </w:r>
+            <w:proofErr w:type="spellStart"/>
+            <w:r>
+              <w:t>trừ</w:t>
+            </w:r>
+            <w:proofErr w:type="spellEnd"/>
+            <w:r>
+              <w:t xml:space="preserve"> </w:t>
+            </w:r>
+            <w:proofErr w:type="spellStart"/>
+            <w:r>
+              <w:t>đúng</w:t>
+            </w:r>
+            <w:proofErr w:type="spellEnd"/>
+            <w:r>
+              <w:t xml:space="preserve"> </w:t>
+            </w:r>
+            <w:proofErr w:type="spellStart"/>
+            <w:r>
+              <w:t>số</w:t>
+            </w:r>
+            <w:proofErr w:type="spellEnd"/>
+            <w:r>
+              <w:t xml:space="preserve"> </w:t>
+            </w:r>
+            <w:proofErr w:type="spellStart"/>
+            <w:r>
+              <w:t>tiền</w:t>
+            </w:r>
+            <w:proofErr w:type="spellEnd"/>
+            <w:r>
+              <w:t xml:space="preserve"> </w:t>
+            </w:r>
+            <w:proofErr w:type="spellStart"/>
+            <w:r>
+              <w:t>hoặc</w:t>
+            </w:r>
+            <w:proofErr w:type="spellEnd"/>
+            <w:r>
+              <w:t xml:space="preserve"> % </w:t>
+            </w:r>
+            <w:proofErr w:type="spellStart"/>
+            <w:r>
+              <w:t>tương</w:t>
+            </w:r>
+            <w:proofErr w:type="spellEnd"/>
+            <w:r>
+              <w:t xml:space="preserve"> </w:t>
+            </w:r>
+            <w:proofErr w:type="spellStart"/>
+            <w:r>
+              <w:t>ứng</w:t>
+            </w:r>
+            <w:proofErr w:type="spellEnd"/>
+            <w:r>
+              <w:t xml:space="preserve"> </w:t>
+            </w:r>
+            <w:proofErr w:type="spellStart"/>
+            <w:r>
+              <w:t>vào</w:t>
+            </w:r>
+            <w:proofErr w:type="spellEnd"/>
+            <w:r>
+              <w:t xml:space="preserve"> </w:t>
+            </w:r>
+            <w:proofErr w:type="spellStart"/>
+            <w:r>
+              <w:t>tổng</w:t>
+            </w:r>
+            <w:proofErr w:type="spellEnd"/>
+            <w:r>
+              <w:t xml:space="preserve"> </w:t>
+            </w:r>
+            <w:proofErr w:type="spellStart"/>
+            <w:r>
+              <w:t>hóa</w:t>
+            </w:r>
+            <w:proofErr w:type="spellEnd"/>
+            <w:r>
+              <w:t xml:space="preserve"> </w:t>
+            </w:r>
+            <w:proofErr w:type="spellStart"/>
+            <w:r>
+              <w:t>đơn</w:t>
+            </w:r>
+            <w:proofErr w:type="spellEnd"/>
+            <w:r>
+              <w:t xml:space="preserve"> </w:t>
+            </w:r>
+            <w:proofErr w:type="spellStart"/>
+            <w:r>
+              <w:t>trước</w:t>
+            </w:r>
+            <w:proofErr w:type="spellEnd"/>
+            <w:r>
+              <w:t xml:space="preserve"> </w:t>
+            </w:r>
+            <w:proofErr w:type="spellStart"/>
+            <w:r>
+              <w:t>thuế</w:t>
+            </w:r>
+            <w:proofErr w:type="spellEnd"/>
+            <w:r>
+              <w:t>/</w:t>
+            </w:r>
+            <w:proofErr w:type="spellStart"/>
+            <w:r>
+              <w:t>phí</w:t>
+            </w:r>
+            <w:proofErr w:type="spellEnd"/>
+            <w:r>
+              <w:t xml:space="preserve"> </w:t>
+            </w:r>
+            <w:proofErr w:type="spellStart"/>
+            <w:r>
+              <w:t>vận</w:t>
+            </w:r>
+            <w:proofErr w:type="spellEnd"/>
+            <w:r>
+              <w:t xml:space="preserve"> </w:t>
+            </w:r>
+            <w:proofErr w:type="spellStart"/>
+            <w:r>
+              <w:t>chuyển</w:t>
+            </w:r>
+            <w:proofErr w:type="spellEnd"/>
+            <w:r>
+              <w:t>.</w:t>
             </w:r>
           </w:p>
           <w:p>
             <w:r>
+              <w:lastRenderedPageBreak/>
               <w:br/>
             </w:r>
             <w:r>
@@ -764,11 +3131,319 @@
               <w:t>REQ-02.2:</w:t>
             </w:r>
             <w:r>
-              <w:t xml:space="preserve"> Khi khách hàng nhập mã giảm giá không hợp lệ, hết hạn hoặc chưa đủ điều kiện áp dụng, hệ thống phải từ chối </w:t>
-            </w:r>
-            <w:r>
-              <w:lastRenderedPageBreak/>
-              <w:t>áp dụng và hiển thị thông báo lỗi cụ thể cho khách hàng trong vòng 1 giây.</w:t>
+              <w:t xml:space="preserve"> Khi </w:t>
+            </w:r>
+            <w:proofErr w:type="spellStart"/>
+            <w:r>
+              <w:t>khách</w:t>
+            </w:r>
+            <w:proofErr w:type="spellEnd"/>
+            <w:r>
+              <w:t xml:space="preserve"> </w:t>
+            </w:r>
+            <w:proofErr w:type="spellStart"/>
+            <w:r>
+              <w:t>hàng</w:t>
+            </w:r>
+            <w:proofErr w:type="spellEnd"/>
+            <w:r>
+              <w:t xml:space="preserve"> </w:t>
+            </w:r>
+            <w:proofErr w:type="spellStart"/>
+            <w:r>
+              <w:t>nhập</w:t>
+            </w:r>
+            <w:proofErr w:type="spellEnd"/>
+            <w:r>
+              <w:t xml:space="preserve"> </w:t>
+            </w:r>
+            <w:proofErr w:type="spellStart"/>
+            <w:r>
+              <w:t>mã</w:t>
+            </w:r>
+            <w:proofErr w:type="spellEnd"/>
+            <w:r>
+              <w:t xml:space="preserve"> </w:t>
+            </w:r>
+            <w:proofErr w:type="spellStart"/>
+            <w:r>
+              <w:t>giảm</w:t>
+            </w:r>
+            <w:proofErr w:type="spellEnd"/>
+            <w:r>
+              <w:t xml:space="preserve"> </w:t>
+            </w:r>
+            <w:proofErr w:type="spellStart"/>
+            <w:r>
+              <w:t>giá</w:t>
+            </w:r>
+            <w:proofErr w:type="spellEnd"/>
+            <w:r>
+              <w:t xml:space="preserve"> </w:t>
+            </w:r>
+            <w:proofErr w:type="spellStart"/>
+            <w:r>
+              <w:t>không</w:t>
+            </w:r>
+            <w:proofErr w:type="spellEnd"/>
+            <w:r>
+              <w:t xml:space="preserve"> </w:t>
+            </w:r>
+            <w:proofErr w:type="spellStart"/>
+            <w:r>
+              <w:t>hợp</w:t>
+            </w:r>
+            <w:proofErr w:type="spellEnd"/>
+            <w:r>
+              <w:t xml:space="preserve"> </w:t>
+            </w:r>
+            <w:proofErr w:type="spellStart"/>
+            <w:r>
+              <w:t>lệ</w:t>
+            </w:r>
+            <w:proofErr w:type="spellEnd"/>
+            <w:r>
+              <w:t xml:space="preserve">, </w:t>
+            </w:r>
+            <w:proofErr w:type="spellStart"/>
+            <w:r>
+              <w:t>hết</w:t>
+            </w:r>
+            <w:proofErr w:type="spellEnd"/>
+            <w:r>
+              <w:t xml:space="preserve"> </w:t>
+            </w:r>
+            <w:proofErr w:type="spellStart"/>
+            <w:r>
+              <w:t>hạn</w:t>
+            </w:r>
+            <w:proofErr w:type="spellEnd"/>
+            <w:r>
+              <w:t xml:space="preserve"> </w:t>
+            </w:r>
+            <w:proofErr w:type="spellStart"/>
+            <w:r>
+              <w:t>hoặc</w:t>
+            </w:r>
+            <w:proofErr w:type="spellEnd"/>
+            <w:r>
+              <w:t xml:space="preserve"> </w:t>
+            </w:r>
+            <w:proofErr w:type="spellStart"/>
+            <w:r>
+              <w:t>chưa</w:t>
+            </w:r>
+            <w:proofErr w:type="spellEnd"/>
+            <w:r>
+              <w:t xml:space="preserve"> </w:t>
+            </w:r>
+            <w:proofErr w:type="spellStart"/>
+            <w:r>
+              <w:t>đủ</w:t>
+            </w:r>
+            <w:proofErr w:type="spellEnd"/>
+            <w:r>
+              <w:t xml:space="preserve"> </w:t>
+            </w:r>
+            <w:proofErr w:type="spellStart"/>
+            <w:r>
+              <w:t>điều</w:t>
+            </w:r>
+            <w:proofErr w:type="spellEnd"/>
+            <w:r>
+              <w:t xml:space="preserve"> </w:t>
+            </w:r>
+            <w:proofErr w:type="spellStart"/>
+            <w:r>
+              <w:t>kiện</w:t>
+            </w:r>
+            <w:proofErr w:type="spellEnd"/>
+            <w:r>
+              <w:t xml:space="preserve"> </w:t>
+            </w:r>
+            <w:proofErr w:type="spellStart"/>
+            <w:r>
+              <w:t>áp</w:t>
+            </w:r>
+            <w:proofErr w:type="spellEnd"/>
+            <w:r>
+              <w:t xml:space="preserve"> </w:t>
+            </w:r>
+            <w:proofErr w:type="spellStart"/>
+            <w:r>
+              <w:t>dụng</w:t>
+            </w:r>
+            <w:proofErr w:type="spellEnd"/>
+            <w:r>
+              <w:t xml:space="preserve">, </w:t>
+            </w:r>
+            <w:proofErr w:type="spellStart"/>
+            <w:r>
+              <w:t>hệ</w:t>
+            </w:r>
+            <w:proofErr w:type="spellEnd"/>
+            <w:r>
+              <w:t xml:space="preserve"> </w:t>
+            </w:r>
+            <w:proofErr w:type="spellStart"/>
+            <w:r>
+              <w:t>thống</w:t>
+            </w:r>
+            <w:proofErr w:type="spellEnd"/>
+            <w:r>
+              <w:t xml:space="preserve"> </w:t>
+            </w:r>
+            <w:proofErr w:type="spellStart"/>
+            <w:r>
+              <w:t>phải</w:t>
+            </w:r>
+            <w:proofErr w:type="spellEnd"/>
+            <w:r>
+              <w:t xml:space="preserve"> </w:t>
+            </w:r>
+            <w:proofErr w:type="spellStart"/>
+            <w:r>
+              <w:t>từ</w:t>
+            </w:r>
+            <w:proofErr w:type="spellEnd"/>
+            <w:r>
+              <w:t xml:space="preserve"> </w:t>
+            </w:r>
+            <w:proofErr w:type="spellStart"/>
+            <w:r>
+              <w:t>chối</w:t>
+            </w:r>
+            <w:proofErr w:type="spellEnd"/>
+            <w:r>
+              <w:t xml:space="preserve"> </w:t>
+            </w:r>
+            <w:proofErr w:type="spellStart"/>
+            <w:r>
+              <w:t>áp</w:t>
+            </w:r>
+            <w:proofErr w:type="spellEnd"/>
+            <w:r>
+              <w:t xml:space="preserve"> </w:t>
+            </w:r>
+            <w:proofErr w:type="spellStart"/>
+            <w:r>
+              <w:t>dụng</w:t>
+            </w:r>
+            <w:proofErr w:type="spellEnd"/>
+            <w:r>
+              <w:t xml:space="preserve"> </w:t>
+            </w:r>
+            <w:proofErr w:type="spellStart"/>
+            <w:r>
+              <w:t>và</w:t>
+            </w:r>
+            <w:proofErr w:type="spellEnd"/>
+            <w:r>
+              <w:t xml:space="preserve"> </w:t>
+            </w:r>
+            <w:proofErr w:type="spellStart"/>
+            <w:r>
+              <w:t>hiển</w:t>
+            </w:r>
+            <w:proofErr w:type="spellEnd"/>
+            <w:r>
+              <w:t xml:space="preserve"> </w:t>
+            </w:r>
+            <w:proofErr w:type="spellStart"/>
+            <w:r>
+              <w:t>thị</w:t>
+            </w:r>
+            <w:proofErr w:type="spellEnd"/>
+            <w:r>
+              <w:t xml:space="preserve"> </w:t>
+            </w:r>
+            <w:proofErr w:type="spellStart"/>
+            <w:r>
+              <w:t>thông</w:t>
+            </w:r>
+            <w:proofErr w:type="spellEnd"/>
+            <w:r>
+              <w:t xml:space="preserve"> </w:t>
+            </w:r>
+            <w:proofErr w:type="spellStart"/>
+            <w:r>
+              <w:t>báo</w:t>
+            </w:r>
+            <w:proofErr w:type="spellEnd"/>
+            <w:r>
+              <w:t xml:space="preserve"> </w:t>
+            </w:r>
+            <w:proofErr w:type="spellStart"/>
+            <w:r>
+              <w:t>lỗi</w:t>
+            </w:r>
+            <w:proofErr w:type="spellEnd"/>
+            <w:r>
+              <w:t xml:space="preserve"> </w:t>
+            </w:r>
+            <w:proofErr w:type="spellStart"/>
+            <w:r>
+              <w:t>cụ</w:t>
+            </w:r>
+            <w:proofErr w:type="spellEnd"/>
+            <w:r>
+              <w:t xml:space="preserve"> </w:t>
+            </w:r>
+            <w:proofErr w:type="spellStart"/>
+            <w:r>
+              <w:t>thể</w:t>
+            </w:r>
+            <w:proofErr w:type="spellEnd"/>
+            <w:r>
+              <w:t xml:space="preserve"> </w:t>
+            </w:r>
+            <w:proofErr w:type="spellStart"/>
+            <w:r>
+              <w:t>cho</w:t>
+            </w:r>
+            <w:proofErr w:type="spellEnd"/>
+            <w:r>
+              <w:t xml:space="preserve"> </w:t>
+            </w:r>
+            <w:proofErr w:type="spellStart"/>
+            <w:r>
+              <w:t>khách</w:t>
+            </w:r>
+            <w:proofErr w:type="spellEnd"/>
+            <w:r>
+              <w:t xml:space="preserve"> </w:t>
+            </w:r>
+            <w:proofErr w:type="spellStart"/>
+            <w:r>
+              <w:t>hàng</w:t>
+            </w:r>
+            <w:proofErr w:type="spellEnd"/>
+            <w:r>
+              <w:t xml:space="preserve"> </w:t>
+            </w:r>
+            <w:proofErr w:type="spellStart"/>
+            <w:r>
+              <w:t>trong</w:t>
+            </w:r>
+            <w:proofErr w:type="spellEnd"/>
+            <w:r>
+              <w:t xml:space="preserve"> </w:t>
+            </w:r>
+            <w:proofErr w:type="spellStart"/>
+            <w:r>
+              <w:t>vòng</w:t>
+            </w:r>
+            <w:proofErr w:type="spellEnd"/>
+            <w:r>
+              <w:t xml:space="preserve"> 1 </w:t>
+            </w:r>
+            <w:proofErr w:type="spellStart"/>
+            <w:r>
+              <w:t>giây</w:t>
+            </w:r>
+            <w:proofErr w:type="spellEnd"/>
+            <w:r>
+              <w:t>.</w:t>
             </w:r>
           </w:p>
         </w:tc>
@@ -840,7 +3515,71 @@
                 <w:i/>
                 <w:iCs/>
               </w:rPr>
-              <w:t>(Có thể kiểm chứng)</w:t>
+              <w:t>(</w:t>
+            </w:r>
+            <w:proofErr w:type="spellStart"/>
+            <w:r>
+              <w:rPr>
+                <w:i/>
+                <w:iCs/>
+              </w:rPr>
+              <w:t>Có</w:t>
+            </w:r>
+            <w:proofErr w:type="spellEnd"/>
+            <w:r>
+              <w:rPr>
+                <w:i/>
+                <w:iCs/>
+              </w:rPr>
+              <w:t xml:space="preserve"> </w:t>
+            </w:r>
+            <w:proofErr w:type="spellStart"/>
+            <w:r>
+              <w:rPr>
+                <w:i/>
+                <w:iCs/>
+              </w:rPr>
+              <w:t>thể</w:t>
+            </w:r>
+            <w:proofErr w:type="spellEnd"/>
+            <w:r>
+              <w:rPr>
+                <w:i/>
+                <w:iCs/>
+              </w:rPr>
+              <w:t xml:space="preserve"> </w:t>
+            </w:r>
+            <w:proofErr w:type="spellStart"/>
+            <w:r>
+              <w:rPr>
+                <w:i/>
+                <w:iCs/>
+              </w:rPr>
+              <w:t>kiểm</w:t>
+            </w:r>
+            <w:proofErr w:type="spellEnd"/>
+            <w:r>
+              <w:rPr>
+                <w:i/>
+                <w:iCs/>
+              </w:rPr>
+              <w:t xml:space="preserve"> </w:t>
+            </w:r>
+            <w:proofErr w:type="spellStart"/>
+            <w:r>
+              <w:rPr>
+                <w:i/>
+                <w:iCs/>
+              </w:rPr>
+              <w:t>chứng</w:t>
+            </w:r>
+            <w:proofErr w:type="spellEnd"/>
+            <w:r>
+              <w:rPr>
+                <w:i/>
+                <w:iCs/>
+              </w:rPr>
+              <w:t>)</w:t>
             </w:r>
           </w:p>
           <w:p>
@@ -854,7 +3593,279 @@
                 <w:i/>
                 <w:iCs/>
               </w:rPr>
-              <w:t>(Dùng các từ mơ hồ như "nhanh chóng", "ổn định" khiến Tester không thể đo lường hay nghiệm thu).</w:t>
+              <w:t>(</w:t>
+            </w:r>
+            <w:proofErr w:type="spellStart"/>
+            <w:r>
+              <w:rPr>
+                <w:i/>
+                <w:iCs/>
+              </w:rPr>
+              <w:t>Dùng</w:t>
+            </w:r>
+            <w:proofErr w:type="spellEnd"/>
+            <w:r>
+              <w:rPr>
+                <w:i/>
+                <w:iCs/>
+              </w:rPr>
+              <w:t xml:space="preserve"> </w:t>
+            </w:r>
+            <w:proofErr w:type="spellStart"/>
+            <w:r>
+              <w:rPr>
+                <w:i/>
+                <w:iCs/>
+              </w:rPr>
+              <w:t>các</w:t>
+            </w:r>
+            <w:proofErr w:type="spellEnd"/>
+            <w:r>
+              <w:rPr>
+                <w:i/>
+                <w:iCs/>
+              </w:rPr>
+              <w:t xml:space="preserve"> </w:t>
+            </w:r>
+            <w:proofErr w:type="spellStart"/>
+            <w:r>
+              <w:rPr>
+                <w:i/>
+                <w:iCs/>
+              </w:rPr>
+              <w:t>từ</w:t>
+            </w:r>
+            <w:proofErr w:type="spellEnd"/>
+            <w:r>
+              <w:rPr>
+                <w:i/>
+                <w:iCs/>
+              </w:rPr>
+              <w:t xml:space="preserve"> </w:t>
+            </w:r>
+            <w:proofErr w:type="spellStart"/>
+            <w:r>
+              <w:rPr>
+                <w:i/>
+                <w:iCs/>
+              </w:rPr>
+              <w:t>mơ</w:t>
+            </w:r>
+            <w:proofErr w:type="spellEnd"/>
+            <w:r>
+              <w:rPr>
+                <w:i/>
+                <w:iCs/>
+              </w:rPr>
+              <w:t xml:space="preserve"> </w:t>
+            </w:r>
+            <w:proofErr w:type="spellStart"/>
+            <w:r>
+              <w:rPr>
+                <w:i/>
+                <w:iCs/>
+              </w:rPr>
+              <w:t>hồ</w:t>
+            </w:r>
+            <w:proofErr w:type="spellEnd"/>
+            <w:r>
+              <w:rPr>
+                <w:i/>
+                <w:iCs/>
+              </w:rPr>
+              <w:t xml:space="preserve"> </w:t>
+            </w:r>
+            <w:proofErr w:type="spellStart"/>
+            <w:r>
+              <w:rPr>
+                <w:i/>
+                <w:iCs/>
+              </w:rPr>
+              <w:t>như</w:t>
+            </w:r>
+            <w:proofErr w:type="spellEnd"/>
+            <w:r>
+              <w:rPr>
+                <w:i/>
+                <w:iCs/>
+              </w:rPr>
+              <w:t xml:space="preserve"> "</w:t>
+            </w:r>
+            <w:proofErr w:type="spellStart"/>
+            <w:r>
+              <w:rPr>
+                <w:i/>
+                <w:iCs/>
+              </w:rPr>
+              <w:t>nhanh</w:t>
+            </w:r>
+            <w:proofErr w:type="spellEnd"/>
+            <w:r>
+              <w:rPr>
+                <w:i/>
+                <w:iCs/>
+              </w:rPr>
+              <w:t xml:space="preserve"> </w:t>
+            </w:r>
+            <w:proofErr w:type="spellStart"/>
+            <w:r>
+              <w:rPr>
+                <w:i/>
+                <w:iCs/>
+              </w:rPr>
+              <w:t>chóng</w:t>
+            </w:r>
+            <w:proofErr w:type="spellEnd"/>
+            <w:r>
+              <w:rPr>
+                <w:i/>
+                <w:iCs/>
+              </w:rPr>
+              <w:t>", "</w:t>
+            </w:r>
+            <w:proofErr w:type="spellStart"/>
+            <w:r>
+              <w:rPr>
+                <w:i/>
+                <w:iCs/>
+              </w:rPr>
+              <w:t>ổn</w:t>
+            </w:r>
+            <w:proofErr w:type="spellEnd"/>
+            <w:r>
+              <w:rPr>
+                <w:i/>
+                <w:iCs/>
+              </w:rPr>
+              <w:t xml:space="preserve"> </w:t>
+            </w:r>
+            <w:proofErr w:type="spellStart"/>
+            <w:r>
+              <w:rPr>
+                <w:i/>
+                <w:iCs/>
+              </w:rPr>
+              <w:t>định</w:t>
+            </w:r>
+            <w:proofErr w:type="spellEnd"/>
+            <w:r>
+              <w:rPr>
+                <w:i/>
+                <w:iCs/>
+              </w:rPr>
+              <w:t xml:space="preserve">" </w:t>
+            </w:r>
+            <w:proofErr w:type="spellStart"/>
+            <w:r>
+              <w:rPr>
+                <w:i/>
+                <w:iCs/>
+              </w:rPr>
+              <w:t>khiến</w:t>
+            </w:r>
+            <w:proofErr w:type="spellEnd"/>
+            <w:r>
+              <w:rPr>
+                <w:i/>
+                <w:iCs/>
+              </w:rPr>
+              <w:t xml:space="preserve"> Tester </w:t>
+            </w:r>
+            <w:proofErr w:type="spellStart"/>
+            <w:r>
+              <w:rPr>
+                <w:i/>
+                <w:iCs/>
+              </w:rPr>
+              <w:t>không</w:t>
+            </w:r>
+            <w:proofErr w:type="spellEnd"/>
+            <w:r>
+              <w:rPr>
+                <w:i/>
+                <w:iCs/>
+              </w:rPr>
+              <w:t xml:space="preserve"> </w:t>
+            </w:r>
+            <w:proofErr w:type="spellStart"/>
+            <w:r>
+              <w:rPr>
+                <w:i/>
+                <w:iCs/>
+              </w:rPr>
+              <w:t>thể</w:t>
+            </w:r>
+            <w:proofErr w:type="spellEnd"/>
+            <w:r>
+              <w:rPr>
+                <w:i/>
+                <w:iCs/>
+              </w:rPr>
+              <w:t xml:space="preserve"> </w:t>
+            </w:r>
+            <w:proofErr w:type="spellStart"/>
+            <w:r>
+              <w:rPr>
+                <w:i/>
+                <w:iCs/>
+              </w:rPr>
+              <w:t>đo</w:t>
+            </w:r>
+            <w:proofErr w:type="spellEnd"/>
+            <w:r>
+              <w:rPr>
+                <w:i/>
+                <w:iCs/>
+              </w:rPr>
+              <w:t xml:space="preserve"> </w:t>
+            </w:r>
+            <w:proofErr w:type="spellStart"/>
+            <w:r>
+              <w:rPr>
+                <w:i/>
+                <w:iCs/>
+              </w:rPr>
+              <w:t>lường</w:t>
+            </w:r>
+            <w:proofErr w:type="spellEnd"/>
+            <w:r>
+              <w:rPr>
+                <w:i/>
+                <w:iCs/>
+              </w:rPr>
+              <w:t xml:space="preserve"> hay </w:t>
+            </w:r>
+            <w:proofErr w:type="spellStart"/>
+            <w:r>
+              <w:rPr>
+                <w:i/>
+                <w:iCs/>
+              </w:rPr>
+              <w:t>nghiệm</w:t>
+            </w:r>
+            <w:proofErr w:type="spellEnd"/>
+            <w:r>
+              <w:rPr>
+                <w:i/>
+                <w:iCs/>
+              </w:rPr>
+              <w:t xml:space="preserve"> </w:t>
+            </w:r>
+            <w:proofErr w:type="spellStart"/>
+            <w:r>
+              <w:rPr>
+                <w:i/>
+                <w:iCs/>
+              </w:rPr>
+              <w:t>thu</w:t>
+            </w:r>
+            <w:proofErr w:type="spellEnd"/>
+            <w:r>
+              <w:rPr>
+                <w:i/>
+                <w:iCs/>
+              </w:rPr>
+              <w:t>).</w:t>
             </w:r>
           </w:p>
         </w:tc>
@@ -885,17 +3896,283 @@
               <w:t>REQ-03.1:</w:t>
             </w:r>
             <w:r>
-              <w:t xml:space="preserve"> Hệ thống phải phản hồi kết quả xử lý giao dịch thanh toán (thành công hoặc thất bại) trong vòng </w:t>
-            </w:r>
-            <w:r>
-              <w:rPr>
-                <w:b/>
-                <w:bCs/>
-              </w:rPr>
-              <w:t>tối đa 3 giây</w:t>
-            </w:r>
-            <w:r>
-              <w:t xml:space="preserve"> tính từ lúc người dùng xác nhận thanh toán.</w:t>
+              <w:t xml:space="preserve"> </w:t>
+            </w:r>
+            <w:proofErr w:type="spellStart"/>
+            <w:r>
+              <w:t>Hệ</w:t>
+            </w:r>
+            <w:proofErr w:type="spellEnd"/>
+            <w:r>
+              <w:t xml:space="preserve"> </w:t>
+            </w:r>
+            <w:proofErr w:type="spellStart"/>
+            <w:r>
+              <w:t>thống</w:t>
+            </w:r>
+            <w:proofErr w:type="spellEnd"/>
+            <w:r>
+              <w:t xml:space="preserve"> </w:t>
+            </w:r>
+            <w:proofErr w:type="spellStart"/>
+            <w:r>
+              <w:t>phải</w:t>
+            </w:r>
+            <w:proofErr w:type="spellEnd"/>
+            <w:r>
+              <w:t xml:space="preserve"> </w:t>
+            </w:r>
+            <w:proofErr w:type="spellStart"/>
+            <w:r>
+              <w:t>phản</w:t>
+            </w:r>
+            <w:proofErr w:type="spellEnd"/>
+            <w:r>
+              <w:t xml:space="preserve"> </w:t>
+            </w:r>
+            <w:proofErr w:type="spellStart"/>
+            <w:r>
+              <w:t>hồi</w:t>
+            </w:r>
+            <w:proofErr w:type="spellEnd"/>
+            <w:r>
+              <w:t xml:space="preserve"> </w:t>
+            </w:r>
+            <w:proofErr w:type="spellStart"/>
+            <w:r>
+              <w:t>kết</w:t>
+            </w:r>
+            <w:proofErr w:type="spellEnd"/>
+            <w:r>
+              <w:t xml:space="preserve"> </w:t>
+            </w:r>
+            <w:proofErr w:type="spellStart"/>
+            <w:r>
+              <w:t>quả</w:t>
+            </w:r>
+            <w:proofErr w:type="spellEnd"/>
+            <w:r>
+              <w:t xml:space="preserve"> </w:t>
+            </w:r>
+            <w:proofErr w:type="spellStart"/>
+            <w:r>
+              <w:t>xử</w:t>
+            </w:r>
+            <w:proofErr w:type="spellEnd"/>
+            <w:r>
+              <w:t xml:space="preserve"> </w:t>
+            </w:r>
+            <w:proofErr w:type="spellStart"/>
+            <w:r>
+              <w:t>lý</w:t>
+            </w:r>
+            <w:proofErr w:type="spellEnd"/>
+            <w:r>
+              <w:t xml:space="preserve"> </w:t>
+            </w:r>
+            <w:proofErr w:type="spellStart"/>
+            <w:r>
+              <w:t>giao</w:t>
+            </w:r>
+            <w:proofErr w:type="spellEnd"/>
+            <w:r>
+              <w:t xml:space="preserve"> </w:t>
+            </w:r>
+            <w:proofErr w:type="spellStart"/>
+            <w:r>
+              <w:t>dịch</w:t>
+            </w:r>
+            <w:proofErr w:type="spellEnd"/>
+            <w:r>
+              <w:t xml:space="preserve"> </w:t>
+            </w:r>
+            <w:proofErr w:type="spellStart"/>
+            <w:r>
+              <w:t>thanh</w:t>
+            </w:r>
+            <w:proofErr w:type="spellEnd"/>
+            <w:r>
+              <w:t xml:space="preserve"> </w:t>
+            </w:r>
+            <w:proofErr w:type="spellStart"/>
+            <w:r>
+              <w:t>toán</w:t>
+            </w:r>
+            <w:proofErr w:type="spellEnd"/>
+            <w:r>
+              <w:t xml:space="preserve"> (</w:t>
+            </w:r>
+            <w:proofErr w:type="spellStart"/>
+            <w:r>
+              <w:t>thành</w:t>
+            </w:r>
+            <w:proofErr w:type="spellEnd"/>
+            <w:r>
+              <w:t xml:space="preserve"> </w:t>
+            </w:r>
+            <w:proofErr w:type="spellStart"/>
+            <w:r>
+              <w:t>công</w:t>
+            </w:r>
+            <w:proofErr w:type="spellEnd"/>
+            <w:r>
+              <w:t xml:space="preserve"> </w:t>
+            </w:r>
+            <w:proofErr w:type="spellStart"/>
+            <w:r>
+              <w:t>hoặc</w:t>
+            </w:r>
+            <w:proofErr w:type="spellEnd"/>
+            <w:r>
+              <w:t xml:space="preserve"> </w:t>
+            </w:r>
+            <w:proofErr w:type="spellStart"/>
+            <w:r>
+              <w:t>thất</w:t>
+            </w:r>
+            <w:proofErr w:type="spellEnd"/>
+            <w:r>
+              <w:t xml:space="preserve"> </w:t>
+            </w:r>
+            <w:proofErr w:type="spellStart"/>
+            <w:r>
+              <w:t>bại</w:t>
+            </w:r>
+            <w:proofErr w:type="spellEnd"/>
+            <w:r>
+              <w:t xml:space="preserve">) </w:t>
+            </w:r>
+            <w:proofErr w:type="spellStart"/>
+            <w:r>
+              <w:t>trong</w:t>
+            </w:r>
+            <w:proofErr w:type="spellEnd"/>
+            <w:r>
+              <w:t xml:space="preserve"> </w:t>
+            </w:r>
+            <w:proofErr w:type="spellStart"/>
+            <w:r>
+              <w:t>vòng</w:t>
+            </w:r>
+            <w:proofErr w:type="spellEnd"/>
+            <w:r>
+              <w:t xml:space="preserve"> </w:t>
+            </w:r>
+            <w:proofErr w:type="spellStart"/>
+            <w:r>
+              <w:rPr>
+                <w:b/>
+                <w:bCs/>
+              </w:rPr>
+              <w:t>tối</w:t>
+            </w:r>
+            <w:proofErr w:type="spellEnd"/>
+            <w:r>
+              <w:rPr>
+                <w:b/>
+                <w:bCs/>
+              </w:rPr>
+              <w:t xml:space="preserve"> </w:t>
+            </w:r>
+            <w:proofErr w:type="spellStart"/>
+            <w:r>
+              <w:rPr>
+                <w:b/>
+                <w:bCs/>
+              </w:rPr>
+              <w:t>đa</w:t>
+            </w:r>
+            <w:proofErr w:type="spellEnd"/>
+            <w:r>
+              <w:rPr>
+                <w:b/>
+                <w:bCs/>
+              </w:rPr>
+              <w:t xml:space="preserve"> 3 </w:t>
+            </w:r>
+            <w:proofErr w:type="spellStart"/>
+            <w:r>
+              <w:rPr>
+                <w:b/>
+                <w:bCs/>
+              </w:rPr>
+              <w:t>giây</w:t>
+            </w:r>
+            <w:proofErr w:type="spellEnd"/>
+            <w:r>
+              <w:t xml:space="preserve"> </w:t>
+            </w:r>
+            <w:proofErr w:type="spellStart"/>
+            <w:r>
+              <w:t>tính</w:t>
+            </w:r>
+            <w:proofErr w:type="spellEnd"/>
+            <w:r>
+              <w:t xml:space="preserve"> </w:t>
+            </w:r>
+            <w:proofErr w:type="spellStart"/>
+            <w:r>
+              <w:t>từ</w:t>
+            </w:r>
+            <w:proofErr w:type="spellEnd"/>
+            <w:r>
+              <w:t xml:space="preserve"> </w:t>
+            </w:r>
+            <w:proofErr w:type="spellStart"/>
+            <w:r>
+              <w:t>lúc</w:t>
+            </w:r>
+            <w:proofErr w:type="spellEnd"/>
+            <w:r>
+              <w:t xml:space="preserve"> </w:t>
+            </w:r>
+            <w:proofErr w:type="spellStart"/>
+            <w:r>
+              <w:t>người</w:t>
+            </w:r>
+            <w:proofErr w:type="spellEnd"/>
+            <w:r>
+              <w:t xml:space="preserve"> </w:t>
+            </w:r>
+            <w:proofErr w:type="spellStart"/>
+            <w:r>
+              <w:t>dùng</w:t>
+            </w:r>
+            <w:proofErr w:type="spellEnd"/>
+            <w:r>
+              <w:t xml:space="preserve"> </w:t>
+            </w:r>
+            <w:proofErr w:type="spellStart"/>
+            <w:r>
+              <w:t>xác</w:t>
+            </w:r>
+            <w:proofErr w:type="spellEnd"/>
+            <w:r>
+              <w:t xml:space="preserve"> </w:t>
+            </w:r>
+            <w:proofErr w:type="spellStart"/>
+            <w:r>
+              <w:t>nhận</w:t>
+            </w:r>
+            <w:proofErr w:type="spellEnd"/>
+            <w:r>
+              <w:t xml:space="preserve"> </w:t>
+            </w:r>
+            <w:proofErr w:type="spellStart"/>
+            <w:r>
+              <w:t>thanh</w:t>
+            </w:r>
+            <w:proofErr w:type="spellEnd"/>
+            <w:r>
+              <w:t xml:space="preserve"> </w:t>
+            </w:r>
+            <w:proofErr w:type="spellStart"/>
+            <w:r>
+              <w:t>toán</w:t>
+            </w:r>
+            <w:proofErr w:type="spellEnd"/>
+            <w:r>
+              <w:t>.</w:t>
             </w:r>
           </w:p>
           <w:p>
@@ -915,7 +4192,127 @@
               <w:t>REQ-03.2:</w:t>
             </w:r>
             <w:r>
-              <w:t xml:space="preserve"> Hệ thống thanh toán phải duy trì tỉ lệ xử lý thành công tối thiểu </w:t>
+              <w:t xml:space="preserve"> </w:t>
+            </w:r>
+            <w:proofErr w:type="spellStart"/>
+            <w:r>
+              <w:t>Hệ</w:t>
+            </w:r>
+            <w:proofErr w:type="spellEnd"/>
+            <w:r>
+              <w:t xml:space="preserve"> </w:t>
+            </w:r>
+            <w:proofErr w:type="spellStart"/>
+            <w:r>
+              <w:t>thống</w:t>
+            </w:r>
+            <w:proofErr w:type="spellEnd"/>
+            <w:r>
+              <w:t xml:space="preserve"> </w:t>
+            </w:r>
+            <w:proofErr w:type="spellStart"/>
+            <w:r>
+              <w:t>thanh</w:t>
+            </w:r>
+            <w:proofErr w:type="spellEnd"/>
+            <w:r>
+              <w:t xml:space="preserve"> </w:t>
+            </w:r>
+            <w:proofErr w:type="spellStart"/>
+            <w:r>
+              <w:t>toán</w:t>
+            </w:r>
+            <w:proofErr w:type="spellEnd"/>
+            <w:r>
+              <w:t xml:space="preserve"> </w:t>
+            </w:r>
+            <w:proofErr w:type="spellStart"/>
+            <w:r>
+              <w:t>phải</w:t>
+            </w:r>
+            <w:proofErr w:type="spellEnd"/>
+            <w:r>
+              <w:t xml:space="preserve"> </w:t>
+            </w:r>
+            <w:proofErr w:type="spellStart"/>
+            <w:r>
+              <w:t>duy</w:t>
+            </w:r>
+            <w:proofErr w:type="spellEnd"/>
+            <w:r>
+              <w:t xml:space="preserve"> </w:t>
+            </w:r>
+            <w:proofErr w:type="spellStart"/>
+            <w:r>
+              <w:t>trì</w:t>
+            </w:r>
+            <w:proofErr w:type="spellEnd"/>
+            <w:r>
+              <w:t xml:space="preserve"> </w:t>
+            </w:r>
+            <w:proofErr w:type="spellStart"/>
+            <w:r>
+              <w:t>tỉ</w:t>
+            </w:r>
+            <w:proofErr w:type="spellEnd"/>
+            <w:r>
+              <w:t xml:space="preserve"> </w:t>
+            </w:r>
+            <w:proofErr w:type="spellStart"/>
+            <w:r>
+              <w:t>lệ</w:t>
+            </w:r>
+            <w:proofErr w:type="spellEnd"/>
+            <w:r>
+              <w:t xml:space="preserve"> </w:t>
+            </w:r>
+            <w:proofErr w:type="spellStart"/>
+            <w:r>
+              <w:t>xử</w:t>
+            </w:r>
+            <w:proofErr w:type="spellEnd"/>
+            <w:r>
+              <w:t xml:space="preserve"> </w:t>
+            </w:r>
+            <w:proofErr w:type="spellStart"/>
+            <w:r>
+              <w:t>lý</w:t>
+            </w:r>
+            <w:proofErr w:type="spellEnd"/>
+            <w:r>
+              <w:t xml:space="preserve"> </w:t>
+            </w:r>
+            <w:proofErr w:type="spellStart"/>
+            <w:r>
+              <w:t>thành</w:t>
+            </w:r>
+            <w:proofErr w:type="spellEnd"/>
+            <w:r>
+              <w:t xml:space="preserve"> </w:t>
+            </w:r>
+            <w:proofErr w:type="spellStart"/>
+            <w:r>
+              <w:t>công</w:t>
+            </w:r>
+            <w:proofErr w:type="spellEnd"/>
+            <w:r>
+              <w:t xml:space="preserve"> </w:t>
+            </w:r>
+            <w:proofErr w:type="spellStart"/>
+            <w:r>
+              <w:t>tối</w:t>
+            </w:r>
+            <w:proofErr w:type="spellEnd"/>
+            <w:r>
+              <w:t xml:space="preserve"> </w:t>
+            </w:r>
+            <w:proofErr w:type="spellStart"/>
+            <w:r>
+              <w:t>thiểu</w:t>
+            </w:r>
+            <w:proofErr w:type="spellEnd"/>
+            <w:r>
+              <w:t xml:space="preserve"> </w:t>
             </w:r>
             <w:r>
               <w:rPr>
@@ -925,7 +4322,143 @@
               <w:t>99.9%</w:t>
             </w:r>
             <w:r>
-              <w:t xml:space="preserve"> trên tổng số giao dịch hợp lệ trong điều kiện tải bình thường (dưới 1.000 giao dịch/phút).</w:t>
+              <w:t xml:space="preserve"> </w:t>
+            </w:r>
+            <w:proofErr w:type="spellStart"/>
+            <w:r>
+              <w:t>trên</w:t>
+            </w:r>
+            <w:proofErr w:type="spellEnd"/>
+            <w:r>
+              <w:t xml:space="preserve"> </w:t>
+            </w:r>
+            <w:proofErr w:type="spellStart"/>
+            <w:r>
+              <w:t>tổng</w:t>
+            </w:r>
+            <w:proofErr w:type="spellEnd"/>
+            <w:r>
+              <w:t xml:space="preserve"> </w:t>
+            </w:r>
+            <w:proofErr w:type="spellStart"/>
+            <w:r>
+              <w:t>số</w:t>
+            </w:r>
+            <w:proofErr w:type="spellEnd"/>
+            <w:r>
+              <w:t xml:space="preserve"> </w:t>
+            </w:r>
+            <w:proofErr w:type="spellStart"/>
+            <w:r>
+              <w:t>giao</w:t>
+            </w:r>
+            <w:proofErr w:type="spellEnd"/>
+            <w:r>
+              <w:t xml:space="preserve"> </w:t>
+            </w:r>
+            <w:proofErr w:type="spellStart"/>
+            <w:r>
+              <w:t>dịch</w:t>
+            </w:r>
+            <w:proofErr w:type="spellEnd"/>
+            <w:r>
+              <w:t xml:space="preserve"> </w:t>
+            </w:r>
+            <w:proofErr w:type="spellStart"/>
+            <w:r>
+              <w:t>hợp</w:t>
+            </w:r>
+            <w:proofErr w:type="spellEnd"/>
+            <w:r>
+              <w:t xml:space="preserve"> </w:t>
+            </w:r>
+            <w:proofErr w:type="spellStart"/>
+            <w:r>
+              <w:t>lệ</w:t>
+            </w:r>
+            <w:proofErr w:type="spellEnd"/>
+            <w:r>
+              <w:t xml:space="preserve"> </w:t>
+            </w:r>
+            <w:proofErr w:type="spellStart"/>
+            <w:r>
+              <w:t>trong</w:t>
+            </w:r>
+            <w:proofErr w:type="spellEnd"/>
+            <w:r>
+              <w:t xml:space="preserve"> </w:t>
+            </w:r>
+            <w:proofErr w:type="spellStart"/>
+            <w:r>
+              <w:t>điều</w:t>
+            </w:r>
+            <w:proofErr w:type="spellEnd"/>
+            <w:r>
+              <w:t xml:space="preserve"> </w:t>
+            </w:r>
+            <w:proofErr w:type="spellStart"/>
+            <w:r>
+              <w:t>kiện</w:t>
+            </w:r>
+            <w:proofErr w:type="spellEnd"/>
+            <w:r>
+              <w:t xml:space="preserve"> </w:t>
+            </w:r>
+            <w:proofErr w:type="spellStart"/>
+            <w:r>
+              <w:t>tải</w:t>
+            </w:r>
+            <w:proofErr w:type="spellEnd"/>
+            <w:r>
+              <w:t xml:space="preserve"> </w:t>
+            </w:r>
+            <w:proofErr w:type="spellStart"/>
+            <w:r>
+              <w:t>bình</w:t>
+            </w:r>
+            <w:proofErr w:type="spellEnd"/>
+            <w:r>
+              <w:t xml:space="preserve"> </w:t>
+            </w:r>
+            <w:proofErr w:type="spellStart"/>
+            <w:r>
+              <w:t>thường</w:t>
+            </w:r>
+            <w:proofErr w:type="spellEnd"/>
+            <w:r>
+              <w:t xml:space="preserve"> (</w:t>
+            </w:r>
+            <w:proofErr w:type="spellStart"/>
+            <w:r>
+              <w:t>dưới</w:t>
+            </w:r>
+            <w:proofErr w:type="spellEnd"/>
+            <w:r>
+              <w:t xml:space="preserve"> 1.000 </w:t>
+            </w:r>
+            <w:proofErr w:type="spellStart"/>
+            <w:r>
+              <w:t>giao</w:t>
+            </w:r>
+            <w:proofErr w:type="spellEnd"/>
+            <w:r>
+              <w:t xml:space="preserve"> </w:t>
+            </w:r>
+            <w:proofErr w:type="spellStart"/>
+            <w:r>
+              <w:t>dịch</w:t>
+            </w:r>
+            <w:proofErr w:type="spellEnd"/>
+            <w:r>
+              <w:t>/</w:t>
+            </w:r>
+            <w:proofErr w:type="spellStart"/>
+            <w:r>
+              <w:t>phút</w:t>
+            </w:r>
+            <w:proofErr w:type="spellEnd"/>
+            <w:r>
+              <w:t>).</w:t>
             </w:r>
           </w:p>
         </w:tc>
